--- a/services/certificates/templates/Residency.docx
+++ b/services/certificates/templates/Residency.docx
@@ -1543,11 +1543,24 @@
                                 <w:szCs w:val="22"/>
                                 <w:lang w:val="en-US"/>
                               </w:rPr>
-                              <w:t xml:space="preserve"> ${f</w:t>
+                              <w:t xml:space="preserve"> </w:t>
                             </w:r>
                             <w:r>
                               <w:rPr>
                                 <w:rFonts w:hint="default" w:ascii="Times New Roman" w:hAnsi="Times New Roman"/>
+                                <w:b/>
+                                <w:bCs/>
+                                <w:sz w:val="22"/>
+                                <w:szCs w:val="22"/>
+                                <w:lang w:val="en-US"/>
+                              </w:rPr>
+                              <w:t>${f</w:t>
+                            </w:r>
+                            <w:r>
+                              <w:rPr>
+                                <w:rFonts w:hint="default" w:ascii="Times New Roman" w:hAnsi="Times New Roman"/>
+                                <w:b/>
+                                <w:bCs/>
                                 <w:sz w:val="22"/>
                                 <w:szCs w:val="22"/>
                                 <w:lang w:val="en-PH"/>
@@ -1557,6 +1570,8 @@
                             <w:r>
                               <w:rPr>
                                 <w:rFonts w:hint="default" w:ascii="Times New Roman" w:hAnsi="Times New Roman"/>
+                                <w:b/>
+                                <w:bCs/>
                                 <w:sz w:val="22"/>
                                 <w:szCs w:val="22"/>
                                 <w:lang w:val="en-US"/>
@@ -1566,6 +1581,8 @@
                             <w:r>
                               <w:rPr>
                                 <w:rFonts w:hint="default" w:ascii="Times New Roman" w:hAnsi="Times New Roman"/>
+                                <w:b/>
+                                <w:bCs/>
                                 <w:sz w:val="22"/>
                                 <w:szCs w:val="22"/>
                                 <w:lang w:val="en-PH"/>
@@ -1575,6 +1592,8 @@
                             <w:r>
                               <w:rPr>
                                 <w:rFonts w:hint="default" w:ascii="Times New Roman" w:hAnsi="Times New Roman"/>
+                                <w:b/>
+                                <w:bCs/>
                                 <w:sz w:val="22"/>
                                 <w:szCs w:val="22"/>
                                 <w:lang w:val="en-US"/>
@@ -1584,6 +1603,8 @@
                             <w:r>
                               <w:rPr>
                                 <w:rFonts w:hint="default" w:ascii="Times New Roman" w:hAnsi="Times New Roman"/>
+                                <w:b/>
+                                <w:bCs/>
                                 <w:sz w:val="22"/>
                                 <w:szCs w:val="22"/>
                                 <w:lang w:val="en-PH"/>
@@ -1593,6 +1614,8 @@
                             <w:r>
                               <w:rPr>
                                 <w:rFonts w:hint="default" w:ascii="Times New Roman" w:hAnsi="Times New Roman"/>
+                                <w:b/>
+                                <w:bCs/>
                                 <w:sz w:val="22"/>
                                 <w:szCs w:val="22"/>
                                 <w:lang w:val="en-US"/>
@@ -1611,6 +1634,8 @@
                             <w:r>
                               <w:rPr>
                                 <w:rFonts w:hint="default" w:ascii="Times New Roman" w:hAnsi="Times New Roman"/>
+                                <w:b/>
+                                <w:bCs/>
                                 <w:sz w:val="22"/>
                                 <w:szCs w:val="22"/>
                                 <w:lang w:val="en-US"/>
@@ -1620,6 +1645,8 @@
                             <w:r>
                               <w:rPr>
                                 <w:rFonts w:hint="default" w:ascii="Times New Roman" w:hAnsi="Times New Roman"/>
+                                <w:b/>
+                                <w:bCs/>
                                 <w:sz w:val="22"/>
                                 <w:szCs w:val="22"/>
                                 <w:lang w:val="en-PH"/>
@@ -1629,11 +1656,22 @@
                             <w:r>
                               <w:rPr>
                                 <w:rFonts w:hint="default" w:ascii="Times New Roman" w:hAnsi="Times New Roman"/>
+                                <w:b/>
+                                <w:bCs/>
                                 <w:sz w:val="22"/>
                                 <w:szCs w:val="22"/>
                                 <w:lang w:val="en-US"/>
                               </w:rPr>
-                              <w:t>},</w:t>
+                              <w:t>}</w:t>
+                            </w:r>
+                            <w:r>
+                              <w:rPr>
+                                <w:rFonts w:hint="default" w:ascii="Times New Roman" w:hAnsi="Times New Roman"/>
+                                <w:sz w:val="22"/>
+                                <w:szCs w:val="22"/>
+                                <w:lang w:val="en-US"/>
+                              </w:rPr>
+                              <w:t>,</w:t>
                             </w:r>
                             <w:r>
                               <w:rPr>
@@ -1689,6 +1727,8 @@
                             <w:r>
                               <w:rPr>
                                 <w:rFonts w:hint="default" w:ascii="Times New Roman" w:hAnsi="Times New Roman"/>
+                                <w:b/>
+                                <w:bCs/>
                                 <w:sz w:val="22"/>
                                 <w:szCs w:val="22"/>
                                 <w:lang w:val="en-PH"/>
@@ -1698,6 +1738,8 @@
                             <w:r>
                               <w:rPr>
                                 <w:rFonts w:hint="default" w:ascii="Times New Roman" w:hAnsi="Times New Roman"/>
+                                <w:b/>
+                                <w:bCs/>
                                 <w:sz w:val="22"/>
                                 <w:szCs w:val="22"/>
                                 <w:lang w:val="en-US"/>
@@ -1707,6 +1749,8 @@
                             <w:r>
                               <w:rPr>
                                 <w:rFonts w:hint="default" w:ascii="Times New Roman" w:hAnsi="Times New Roman"/>
+                                <w:b/>
+                                <w:bCs/>
                                 <w:sz w:val="22"/>
                                 <w:szCs w:val="22"/>
                                 <w:lang w:val="en-PH"/>
@@ -1716,6 +1760,8 @@
                             <w:r>
                               <w:rPr>
                                 <w:rFonts w:hint="default" w:ascii="Times New Roman" w:hAnsi="Times New Roman"/>
+                                <w:b/>
+                                <w:bCs/>
                                 <w:sz w:val="22"/>
                                 <w:szCs w:val="22"/>
                                 <w:lang w:val="en-US"/>
@@ -1725,6 +1771,8 @@
                             <w:r>
                               <w:rPr>
                                 <w:rFonts w:hint="default" w:ascii="Times New Roman" w:hAnsi="Times New Roman"/>
+                                <w:b/>
+                                <w:bCs/>
                                 <w:sz w:val="22"/>
                                 <w:szCs w:val="22"/>
                                 <w:lang w:val="en-PH"/>
@@ -1734,6 +1782,8 @@
                             <w:r>
                               <w:rPr>
                                 <w:rFonts w:hint="default" w:ascii="Times New Roman" w:hAnsi="Times New Roman"/>
+                                <w:b/>
+                                <w:bCs/>
                                 <w:sz w:val="22"/>
                                 <w:szCs w:val="22"/>
                                 <w:lang w:val="en-US"/>
@@ -1743,6 +1793,8 @@
                             <w:r>
                               <w:rPr>
                                 <w:rFonts w:hint="default" w:ascii="Times New Roman" w:hAnsi="Times New Roman"/>
+                                <w:b/>
+                                <w:bCs/>
                                 <w:sz w:val="22"/>
                                 <w:szCs w:val="22"/>
                                 <w:lang w:val="en-PH"/>
@@ -1752,6 +1804,8 @@
                             <w:r>
                               <w:rPr>
                                 <w:rFonts w:hint="default" w:ascii="Times New Roman" w:hAnsi="Times New Roman"/>
+                                <w:b/>
+                                <w:bCs/>
                                 <w:sz w:val="22"/>
                                 <w:szCs w:val="22"/>
                                 <w:lang w:val="en-US"/>
@@ -1761,6 +1815,8 @@
                             <w:r>
                               <w:rPr>
                                 <w:rFonts w:hint="default" w:ascii="Times New Roman" w:hAnsi="Times New Roman"/>
+                                <w:b/>
+                                <w:bCs/>
                                 <w:sz w:val="22"/>
                                 <w:szCs w:val="22"/>
                                 <w:lang w:val="en-PH"/>
@@ -1770,6 +1826,8 @@
                             <w:r>
                               <w:rPr>
                                 <w:rFonts w:hint="default" w:ascii="Times New Roman" w:hAnsi="Times New Roman"/>
+                                <w:b/>
+                                <w:bCs/>
                                 <w:sz w:val="22"/>
                                 <w:szCs w:val="22"/>
                                 <w:lang w:val="en-US"/>
@@ -1779,6 +1837,8 @@
                             <w:r>
                               <w:rPr>
                                 <w:rFonts w:hint="default" w:ascii="Times New Roman" w:hAnsi="Times New Roman"/>
+                                <w:b/>
+                                <w:bCs/>
                                 <w:sz w:val="22"/>
                                 <w:szCs w:val="22"/>
                                 <w:lang w:val="en-PH"/>
@@ -1788,6 +1848,8 @@
                             <w:r>
                               <w:rPr>
                                 <w:rFonts w:hint="default" w:ascii="Times New Roman" w:hAnsi="Times New Roman"/>
+                                <w:b/>
+                                <w:bCs/>
                                 <w:sz w:val="22"/>
                                 <w:szCs w:val="22"/>
                                 <w:lang w:val="en-US"/>
@@ -1796,6 +1858,15 @@
                             </w:r>
                             <w:r>
                               <w:rPr>
+                                <w:rFonts w:hint="default" w:ascii="Times New Roman" w:hAnsi="Times New Roman"/>
+                                <w:sz w:val="22"/>
+                                <w:szCs w:val="22"/>
+                                <w:lang w:val="en-PH"/>
+                              </w:rPr>
+                              <w:t xml:space="preserve"> </w:t>
+                            </w:r>
+                            <w:r>
+                              <w:rPr>
                                 <w:rFonts w:ascii="Times New Roman" w:hAnsi="Times New Roman"/>
                                 <w:sz w:val="22"/>
                                 <w:szCs w:val="22"/>
@@ -1869,7 +1940,18 @@
                                 <w:szCs w:val="22"/>
                                 <w:lang w:val="en-US"/>
                               </w:rPr>
-                              <w:t xml:space="preserve"> ${date}</w:t>
+                              <w:t xml:space="preserve"> </w:t>
+                            </w:r>
+                            <w:r>
+                              <w:rPr>
+                                <w:rFonts w:hint="default" w:ascii="Times New Roman" w:hAnsi="Times New Roman"/>
+                                <w:b/>
+                                <w:bCs/>
+                                <w:sz w:val="22"/>
+                                <w:szCs w:val="22"/>
+                                <w:lang w:val="en-US"/>
+                              </w:rPr>
+                              <w:t>${date}</w:t>
                             </w:r>
                             <w:r>
                               <w:rPr>
@@ -1926,47 +2008,18 @@
                           </w:p>
                           <w:p>
                             <w:pPr>
-                              <w:pStyle w:val="9"/>
                               <w:jc w:val="right"/>
                               <w:rPr>
                                 <w:rFonts w:ascii="Times New Roman" w:hAnsi="Times New Roman"/>
-                                <w:b/>
-                                <w:sz w:val="22"/>
-                                <w:szCs w:val="22"/>
-                              </w:rPr>
-                            </w:pPr>
-                            <w:r>
-                              <w:rPr>
-                                <w:b/>
-                              </w:rPr>
-                              <w:t xml:space="preserve">                                                                                                                                                      </w:t>
-                            </w:r>
-                            <w:r>
-                              <w:rPr>
-                                <w:rFonts w:ascii="Times New Roman" w:hAnsi="Times New Roman"/>
-                                <w:b/>
-                                <w:sz w:val="22"/>
-                                <w:szCs w:val="22"/>
-                              </w:rPr>
-                              <w:t>HON. RONNIE D. MANALOTO</w:t>
-                            </w:r>
-                          </w:p>
-                          <w:p>
-                            <w:pPr>
-                              <w:jc w:val="right"/>
-                              <w:rPr>
-                                <w:rFonts w:ascii="Times New Roman" w:hAnsi="Times New Roman"/>
-                                <w:sz w:val="22"/>
-                                <w:szCs w:val="22"/>
-                              </w:rPr>
-                            </w:pPr>
-                            <w:r>
-                              <w:rPr>
-                                <w:rFonts w:ascii="Times New Roman" w:hAnsi="Times New Roman"/>
-                                <w:sz w:val="22"/>
-                                <w:szCs w:val="22"/>
-                              </w:rPr>
-                              <w:t xml:space="preserve">                                                                                                                                          Punong Barangay</w:t>
+                                <w:sz w:val="22"/>
+                                <w:szCs w:val="22"/>
+                              </w:rPr>
+                            </w:pPr>
+                            <w:r>
+                              <w:rPr>
+                                <w:b/>
+                              </w:rPr>
+                              <w:t xml:space="preserve">                                                                                                                                                </w:t>
                             </w:r>
                           </w:p>
                           <w:p>
@@ -2071,11 +2124,24 @@
                           <w:szCs w:val="22"/>
                           <w:lang w:val="en-US"/>
                         </w:rPr>
-                        <w:t xml:space="preserve"> ${f</w:t>
+                        <w:t xml:space="preserve"> </w:t>
                       </w:r>
                       <w:r>
                         <w:rPr>
                           <w:rFonts w:hint="default" w:ascii="Times New Roman" w:hAnsi="Times New Roman"/>
+                          <w:b/>
+                          <w:bCs/>
+                          <w:sz w:val="22"/>
+                          <w:szCs w:val="22"/>
+                          <w:lang w:val="en-US"/>
+                        </w:rPr>
+                        <w:t>${f</w:t>
+                      </w:r>
+                      <w:r>
+                        <w:rPr>
+                          <w:rFonts w:hint="default" w:ascii="Times New Roman" w:hAnsi="Times New Roman"/>
+                          <w:b/>
+                          <w:bCs/>
                           <w:sz w:val="22"/>
                           <w:szCs w:val="22"/>
                           <w:lang w:val="en-PH"/>
@@ -2085,6 +2151,8 @@
                       <w:r>
                         <w:rPr>
                           <w:rFonts w:hint="default" w:ascii="Times New Roman" w:hAnsi="Times New Roman"/>
+                          <w:b/>
+                          <w:bCs/>
                           <w:sz w:val="22"/>
                           <w:szCs w:val="22"/>
                           <w:lang w:val="en-US"/>
@@ -2094,6 +2162,8 @@
                       <w:r>
                         <w:rPr>
                           <w:rFonts w:hint="default" w:ascii="Times New Roman" w:hAnsi="Times New Roman"/>
+                          <w:b/>
+                          <w:bCs/>
                           <w:sz w:val="22"/>
                           <w:szCs w:val="22"/>
                           <w:lang w:val="en-PH"/>
@@ -2103,6 +2173,8 @@
                       <w:r>
                         <w:rPr>
                           <w:rFonts w:hint="default" w:ascii="Times New Roman" w:hAnsi="Times New Roman"/>
+                          <w:b/>
+                          <w:bCs/>
                           <w:sz w:val="22"/>
                           <w:szCs w:val="22"/>
                           <w:lang w:val="en-US"/>
@@ -2112,6 +2184,8 @@
                       <w:r>
                         <w:rPr>
                           <w:rFonts w:hint="default" w:ascii="Times New Roman" w:hAnsi="Times New Roman"/>
+                          <w:b/>
+                          <w:bCs/>
                           <w:sz w:val="22"/>
                           <w:szCs w:val="22"/>
                           <w:lang w:val="en-PH"/>
@@ -2121,6 +2195,8 @@
                       <w:r>
                         <w:rPr>
                           <w:rFonts w:hint="default" w:ascii="Times New Roman" w:hAnsi="Times New Roman"/>
+                          <w:b/>
+                          <w:bCs/>
                           <w:sz w:val="22"/>
                           <w:szCs w:val="22"/>
                           <w:lang w:val="en-US"/>
@@ -2139,6 +2215,8 @@
                       <w:r>
                         <w:rPr>
                           <w:rFonts w:hint="default" w:ascii="Times New Roman" w:hAnsi="Times New Roman"/>
+                          <w:b/>
+                          <w:bCs/>
                           <w:sz w:val="22"/>
                           <w:szCs w:val="22"/>
                           <w:lang w:val="en-US"/>
@@ -2148,6 +2226,8 @@
                       <w:r>
                         <w:rPr>
                           <w:rFonts w:hint="default" w:ascii="Times New Roman" w:hAnsi="Times New Roman"/>
+                          <w:b/>
+                          <w:bCs/>
                           <w:sz w:val="22"/>
                           <w:szCs w:val="22"/>
                           <w:lang w:val="en-PH"/>
@@ -2157,11 +2237,22 @@
                       <w:r>
                         <w:rPr>
                           <w:rFonts w:hint="default" w:ascii="Times New Roman" w:hAnsi="Times New Roman"/>
+                          <w:b/>
+                          <w:bCs/>
                           <w:sz w:val="22"/>
                           <w:szCs w:val="22"/>
                           <w:lang w:val="en-US"/>
                         </w:rPr>
-                        <w:t>},</w:t>
+                        <w:t>}</w:t>
+                      </w:r>
+                      <w:r>
+                        <w:rPr>
+                          <w:rFonts w:hint="default" w:ascii="Times New Roman" w:hAnsi="Times New Roman"/>
+                          <w:sz w:val="22"/>
+                          <w:szCs w:val="22"/>
+                          <w:lang w:val="en-US"/>
+                        </w:rPr>
+                        <w:t>,</w:t>
                       </w:r>
                       <w:r>
                         <w:rPr>
@@ -2217,6 +2308,8 @@
                       <w:r>
                         <w:rPr>
                           <w:rFonts w:hint="default" w:ascii="Times New Roman" w:hAnsi="Times New Roman"/>
+                          <w:b/>
+                          <w:bCs/>
                           <w:sz w:val="22"/>
                           <w:szCs w:val="22"/>
                           <w:lang w:val="en-PH"/>
@@ -2226,6 +2319,8 @@
                       <w:r>
                         <w:rPr>
                           <w:rFonts w:hint="default" w:ascii="Times New Roman" w:hAnsi="Times New Roman"/>
+                          <w:b/>
+                          <w:bCs/>
                           <w:sz w:val="22"/>
                           <w:szCs w:val="22"/>
                           <w:lang w:val="en-US"/>
@@ -2235,6 +2330,8 @@
                       <w:r>
                         <w:rPr>
                           <w:rFonts w:hint="default" w:ascii="Times New Roman" w:hAnsi="Times New Roman"/>
+                          <w:b/>
+                          <w:bCs/>
                           <w:sz w:val="22"/>
                           <w:szCs w:val="22"/>
                           <w:lang w:val="en-PH"/>
@@ -2244,6 +2341,8 @@
                       <w:r>
                         <w:rPr>
                           <w:rFonts w:hint="default" w:ascii="Times New Roman" w:hAnsi="Times New Roman"/>
+                          <w:b/>
+                          <w:bCs/>
                           <w:sz w:val="22"/>
                           <w:szCs w:val="22"/>
                           <w:lang w:val="en-US"/>
@@ -2253,6 +2352,8 @@
                       <w:r>
                         <w:rPr>
                           <w:rFonts w:hint="default" w:ascii="Times New Roman" w:hAnsi="Times New Roman"/>
+                          <w:b/>
+                          <w:bCs/>
                           <w:sz w:val="22"/>
                           <w:szCs w:val="22"/>
                           <w:lang w:val="en-PH"/>
@@ -2262,6 +2363,8 @@
                       <w:r>
                         <w:rPr>
                           <w:rFonts w:hint="default" w:ascii="Times New Roman" w:hAnsi="Times New Roman"/>
+                          <w:b/>
+                          <w:bCs/>
                           <w:sz w:val="22"/>
                           <w:szCs w:val="22"/>
                           <w:lang w:val="en-US"/>
@@ -2271,6 +2374,8 @@
                       <w:r>
                         <w:rPr>
                           <w:rFonts w:hint="default" w:ascii="Times New Roman" w:hAnsi="Times New Roman"/>
+                          <w:b/>
+                          <w:bCs/>
                           <w:sz w:val="22"/>
                           <w:szCs w:val="22"/>
                           <w:lang w:val="en-PH"/>
@@ -2280,6 +2385,8 @@
                       <w:r>
                         <w:rPr>
                           <w:rFonts w:hint="default" w:ascii="Times New Roman" w:hAnsi="Times New Roman"/>
+                          <w:b/>
+                          <w:bCs/>
                           <w:sz w:val="22"/>
                           <w:szCs w:val="22"/>
                           <w:lang w:val="en-US"/>
@@ -2289,6 +2396,8 @@
                       <w:r>
                         <w:rPr>
                           <w:rFonts w:hint="default" w:ascii="Times New Roman" w:hAnsi="Times New Roman"/>
+                          <w:b/>
+                          <w:bCs/>
                           <w:sz w:val="22"/>
                           <w:szCs w:val="22"/>
                           <w:lang w:val="en-PH"/>
@@ -2298,6 +2407,8 @@
                       <w:r>
                         <w:rPr>
                           <w:rFonts w:hint="default" w:ascii="Times New Roman" w:hAnsi="Times New Roman"/>
+                          <w:b/>
+                          <w:bCs/>
                           <w:sz w:val="22"/>
                           <w:szCs w:val="22"/>
                           <w:lang w:val="en-US"/>
@@ -2307,6 +2418,8 @@
                       <w:r>
                         <w:rPr>
                           <w:rFonts w:hint="default" w:ascii="Times New Roman" w:hAnsi="Times New Roman"/>
+                          <w:b/>
+                          <w:bCs/>
                           <w:sz w:val="22"/>
                           <w:szCs w:val="22"/>
                           <w:lang w:val="en-PH"/>
@@ -2316,6 +2429,8 @@
                       <w:r>
                         <w:rPr>
                           <w:rFonts w:hint="default" w:ascii="Times New Roman" w:hAnsi="Times New Roman"/>
+                          <w:b/>
+                          <w:bCs/>
                           <w:sz w:val="22"/>
                           <w:szCs w:val="22"/>
                           <w:lang w:val="en-US"/>
@@ -2324,6 +2439,15 @@
                       </w:r>
                       <w:r>
                         <w:rPr>
+                          <w:rFonts w:hint="default" w:ascii="Times New Roman" w:hAnsi="Times New Roman"/>
+                          <w:sz w:val="22"/>
+                          <w:szCs w:val="22"/>
+                          <w:lang w:val="en-PH"/>
+                        </w:rPr>
+                        <w:t xml:space="preserve"> </w:t>
+                      </w:r>
+                      <w:r>
+                        <w:rPr>
                           <w:rFonts w:ascii="Times New Roman" w:hAnsi="Times New Roman"/>
                           <w:sz w:val="22"/>
                           <w:szCs w:val="22"/>
@@ -2397,7 +2521,18 @@
                           <w:szCs w:val="22"/>
                           <w:lang w:val="en-US"/>
                         </w:rPr>
-                        <w:t xml:space="preserve"> ${date}</w:t>
+                        <w:t xml:space="preserve"> </w:t>
+                      </w:r>
+                      <w:r>
+                        <w:rPr>
+                          <w:rFonts w:hint="default" w:ascii="Times New Roman" w:hAnsi="Times New Roman"/>
+                          <w:b/>
+                          <w:bCs/>
+                          <w:sz w:val="22"/>
+                          <w:szCs w:val="22"/>
+                          <w:lang w:val="en-US"/>
+                        </w:rPr>
+                        <w:t>${date}</w:t>
                       </w:r>
                       <w:r>
                         <w:rPr>
@@ -2454,47 +2589,18 @@
                     </w:p>
                     <w:p>
                       <w:pPr>
-                        <w:pStyle w:val="9"/>
                         <w:jc w:val="right"/>
                         <w:rPr>
                           <w:rFonts w:ascii="Times New Roman" w:hAnsi="Times New Roman"/>
-                          <w:b/>
-                          <w:sz w:val="22"/>
-                          <w:szCs w:val="22"/>
-                        </w:rPr>
-                      </w:pPr>
-                      <w:r>
-                        <w:rPr>
-                          <w:b/>
-                        </w:rPr>
-                        <w:t xml:space="preserve">                                                                                                                                                      </w:t>
-                      </w:r>
-                      <w:r>
-                        <w:rPr>
-                          <w:rFonts w:ascii="Times New Roman" w:hAnsi="Times New Roman"/>
-                          <w:b/>
-                          <w:sz w:val="22"/>
-                          <w:szCs w:val="22"/>
-                        </w:rPr>
-                        <w:t>HON. RONNIE D. MANALOTO</w:t>
-                      </w:r>
-                    </w:p>
-                    <w:p>
-                      <w:pPr>
-                        <w:jc w:val="right"/>
-                        <w:rPr>
-                          <w:rFonts w:ascii="Times New Roman" w:hAnsi="Times New Roman"/>
-                          <w:sz w:val="22"/>
-                          <w:szCs w:val="22"/>
-                        </w:rPr>
-                      </w:pPr>
-                      <w:r>
-                        <w:rPr>
-                          <w:rFonts w:ascii="Times New Roman" w:hAnsi="Times New Roman"/>
-                          <w:sz w:val="22"/>
-                          <w:szCs w:val="22"/>
-                        </w:rPr>
-                        <w:t xml:space="preserve">                                                                                                                                          Punong Barangay</w:t>
+                          <w:sz w:val="22"/>
+                          <w:szCs w:val="22"/>
+                        </w:rPr>
+                      </w:pPr>
+                      <w:r>
+                        <w:rPr>
+                          <w:b/>
+                        </w:rPr>
+                        <w:t xml:space="preserve">                                                                                                                                                </w:t>
                       </w:r>
                     </w:p>
                     <w:p>
@@ -2563,6 +2669,168 @@
       </w:pPr>
       <w:bookmarkStart w:id="0" w:name="_GoBack"/>
       <w:bookmarkEnd w:id="0"/>
+      <w:r>
+        <w:rPr>
+          <w:sz w:val="20"/>
+        </w:rPr>
+        <mc:AlternateContent>
+          <mc:Choice Requires="wps">
+            <w:drawing>
+              <wp:anchor distT="0" distB="0" distL="114300" distR="114300" simplePos="0" relativeHeight="251666432" behindDoc="0" locked="0" layoutInCell="1" allowOverlap="1">
+                <wp:simplePos x="0" y="0"/>
+                <wp:positionH relativeFrom="column">
+                  <wp:posOffset>4349750</wp:posOffset>
+                </wp:positionH>
+                <wp:positionV relativeFrom="paragraph">
+                  <wp:posOffset>3196590</wp:posOffset>
+                </wp:positionV>
+                <wp:extent cx="2275840" cy="699770"/>
+                <wp:effectExtent l="0" t="0" r="10160" b="1270"/>
+                <wp:wrapNone/>
+                <wp:docPr id="9" name="Text Box 9"/>
+                <wp:cNvGraphicFramePr/>
+                <a:graphic xmlns:a="http://schemas.openxmlformats.org/drawingml/2006/main">
+                  <a:graphicData uri="http://schemas.microsoft.com/office/word/2010/wordprocessingShape">
+                    <wps:wsp>
+                      <wps:cNvSpPr txBox="1"/>
+                      <wps:spPr>
+                        <a:xfrm>
+                          <a:off x="3343275" y="6813550"/>
+                          <a:ext cx="2275840" cy="699770"/>
+                        </a:xfrm>
+                        <a:prstGeom prst="rect">
+                          <a:avLst/>
+                        </a:prstGeom>
+                        <a:solidFill>
+                          <a:schemeClr val="lt1"/>
+                        </a:solidFill>
+                        <a:ln w="6350">
+                          <a:noFill/>
+                        </a:ln>
+                      </wps:spPr>
+                      <wps:style>
+                        <a:lnRef idx="0">
+                          <a:schemeClr val="accent1"/>
+                        </a:lnRef>
+                        <a:fillRef idx="0">
+                          <a:schemeClr val="accent1"/>
+                        </a:fillRef>
+                        <a:effectRef idx="0">
+                          <a:schemeClr val="accent1"/>
+                        </a:effectRef>
+                        <a:fontRef idx="minor">
+                          <a:schemeClr val="dk1"/>
+                        </a:fontRef>
+                      </wps:style>
+                      <wps:txbx>
+                        <w:txbxContent>
+                          <w:p>
+                            <w:pPr>
+                              <w:pStyle w:val="9"/>
+                              <w:jc w:val="right"/>
+                              <w:rPr>
+                                <w:rFonts w:ascii="Times New Roman" w:hAnsi="Times New Roman"/>
+                                <w:b/>
+                                <w:sz w:val="22"/>
+                                <w:szCs w:val="22"/>
+                              </w:rPr>
+                            </w:pPr>
+                            <w:r>
+                              <w:rPr>
+                                <w:rFonts w:ascii="Times New Roman" w:hAnsi="Times New Roman"/>
+                                <w:b/>
+                                <w:sz w:val="22"/>
+                                <w:szCs w:val="22"/>
+                              </w:rPr>
+                              <w:t>HON. RONNIE D. MANALOTO</w:t>
+                            </w:r>
+                          </w:p>
+                          <w:p>
+                            <w:pPr>
+                              <w:jc w:val="right"/>
+                              <w:rPr>
+                                <w:rFonts w:ascii="Times New Roman" w:hAnsi="Times New Roman"/>
+                                <w:sz w:val="22"/>
+                                <w:szCs w:val="22"/>
+                              </w:rPr>
+                            </w:pPr>
+                            <w:r>
+                              <w:rPr>
+                                <w:rFonts w:ascii="Times New Roman" w:hAnsi="Times New Roman"/>
+                                <w:sz w:val="22"/>
+                                <w:szCs w:val="22"/>
+                              </w:rPr>
+                              <w:t xml:space="preserve">                                                                                                                                          Punong Barangay</w:t>
+                            </w:r>
+                          </w:p>
+                          <w:p/>
+                        </w:txbxContent>
+                      </wps:txbx>
+                      <wps:bodyPr rot="0" spcFirstLastPara="0" vertOverflow="overflow" horzOverflow="overflow" vert="horz" wrap="square" lIns="91440" tIns="45720" rIns="91440" bIns="45720" numCol="1" spcCol="0" rtlCol="0" fromWordArt="0" anchor="t" anchorCtr="0" forceAA="0" compatLnSpc="1">
+                        <a:noAutofit/>
+                      </wps:bodyPr>
+                    </wps:wsp>
+                  </a:graphicData>
+                </a:graphic>
+              </wp:anchor>
+            </w:drawing>
+          </mc:Choice>
+          <mc:Fallback>
+            <w:pict>
+              <v:shape id="_x0000_s1026" o:spid="_x0000_s1026" o:spt="202" type="#_x0000_t202" style="position:absolute;left:0pt;margin-left:342.5pt;margin-top:251.7pt;height:55.1pt;width:179.2pt;z-index:251666432;mso-width-relative:page;mso-height-relative:page;" fillcolor="#FFFFFF [3201]" filled="t" stroked="f" coordsize="21600,21600" o:gfxdata="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">
+                <v:fill on="t" focussize="0,0"/>
+                <v:stroke on="f" weight="0.5pt"/>
+                <v:imagedata o:title=""/>
+                <o:lock v:ext="edit" aspectratio="f"/>
+                <v:textbox>
+                  <w:txbxContent>
+                    <w:p>
+                      <w:pPr>
+                        <w:pStyle w:val="9"/>
+                        <w:jc w:val="right"/>
+                        <w:rPr>
+                          <w:rFonts w:ascii="Times New Roman" w:hAnsi="Times New Roman"/>
+                          <w:b/>
+                          <w:sz w:val="22"/>
+                          <w:szCs w:val="22"/>
+                        </w:rPr>
+                      </w:pPr>
+                      <w:r>
+                        <w:rPr>
+                          <w:rFonts w:ascii="Times New Roman" w:hAnsi="Times New Roman"/>
+                          <w:b/>
+                          <w:sz w:val="22"/>
+                          <w:szCs w:val="22"/>
+                        </w:rPr>
+                        <w:t>HON. RONNIE D. MANALOTO</w:t>
+                      </w:r>
+                    </w:p>
+                    <w:p>
+                      <w:pPr>
+                        <w:jc w:val="right"/>
+                        <w:rPr>
+                          <w:rFonts w:ascii="Times New Roman" w:hAnsi="Times New Roman"/>
+                          <w:sz w:val="22"/>
+                          <w:szCs w:val="22"/>
+                        </w:rPr>
+                      </w:pPr>
+                      <w:r>
+                        <w:rPr>
+                          <w:rFonts w:ascii="Times New Roman" w:hAnsi="Times New Roman"/>
+                          <w:sz w:val="22"/>
+                          <w:szCs w:val="22"/>
+                        </w:rPr>
+                        <w:t xml:space="preserve">                                                                                                                                          Punong Barangay</w:t>
+                      </w:r>
+                    </w:p>
+                    <w:p/>
+                  </w:txbxContent>
+                </v:textbox>
+              </v:shape>
+            </w:pict>
+          </mc:Fallback>
+        </mc:AlternateContent>
+      </w:r>
       <w:r>
         <w:rPr>
           <w:sz w:val="20"/>
@@ -2915,7 +3183,7 @@
     <w:lsdException w:uiPriority="99" w:name="Normal Indent"/>
     <w:lsdException w:uiPriority="99" w:name="footnote text"/>
     <w:lsdException w:uiPriority="99" w:name="annotation text"/>
-    <w:lsdException w:uiPriority="99" w:semiHidden="0" w:name="header"/>
+    <w:lsdException w:qFormat="1" w:uiPriority="99" w:semiHidden="0" w:name="header"/>
     <w:lsdException w:qFormat="1" w:uiPriority="99" w:semiHidden="0" w:name="footer"/>
     <w:lsdException w:uiPriority="99" w:name="index heading"/>
     <w:lsdException w:qFormat="1" w:uiPriority="35" w:name="caption"/>
@@ -3211,6 +3479,7 @@
     <w:basedOn w:val="1"/>
     <w:link w:val="7"/>
     <w:unhideWhenUsed/>
+    <w:qFormat/>
     <w:uiPriority w:val="99"/>
     <w:pPr>
       <w:tabs>

--- a/services/certificates/templates/Residency.docx
+++ b/services/certificates/templates/Residency.docx
@@ -1429,6 +1429,8 @@
           <w:szCs w:val="22"/>
         </w:rPr>
       </w:pPr>
+      <w:bookmarkStart w:id="0" w:name="_GoBack"/>
+      <w:bookmarkEnd w:id="0"/>
       <w:r>
         <w:rPr>
           <w:sz w:val="22"/>
@@ -1863,7 +1865,7 @@
                                 <w:szCs w:val="22"/>
                                 <w:lang w:val="en-PH"/>
                               </w:rPr>
-                              <w:t xml:space="preserve"> </w:t>
+                              <w:t xml:space="preserve">  </w:t>
                             </w:r>
                             <w:r>
                               <w:rPr>
@@ -2444,7 +2446,7 @@
                           <w:szCs w:val="22"/>
                           <w:lang w:val="en-PH"/>
                         </w:rPr>
-                        <w:t xml:space="preserve"> </w:t>
+                        <w:t xml:space="preserve">  </w:t>
                       </w:r>
                       <w:r>
                         <w:rPr>
@@ -2667,8 +2669,6 @@
           <w:tab w:val="left" w:pos="1569"/>
         </w:tabs>
       </w:pPr>
-      <w:bookmarkStart w:id="0" w:name="_GoBack"/>
-      <w:bookmarkEnd w:id="0"/>
       <w:r>
         <w:rPr>
           <w:sz w:val="20"/>

--- a/services/certificates/templates/Residency.docx
+++ b/services/certificates/templates/Residency.docx
@@ -77,7 +77,6 @@
           <w:sz w:val="24"/>
           <w:szCs w:val="24"/>
           <w14:ligatures w14:val="none"/>
-          <w14:cntxtalts w14:val="0"/>
         </w:rPr>
         <mc:AlternateContent>
           <mc:Choice Requires="wps">
@@ -415,7 +414,6 @@
           <w:rFonts w:ascii="Times New Roman" w:hAnsi="Times New Roman"/>
           <w:sz w:val="44"/>
           <w14:ligatures w14:val="none"/>
-          <w14:cntxtalts w14:val="0"/>
         </w:rPr>
         <mc:AlternateContent>
           <mc:Choice Requires="wps">
@@ -1336,7 +1334,6 @@
           <w:sz w:val="24"/>
           <w:szCs w:val="24"/>
           <w14:ligatures w14:val="none"/>
-          <w14:cntxtalts w14:val="0"/>
         </w:rPr>
         <w:drawing>
           <wp:anchor distT="36195" distB="36195" distL="36195" distR="36195" simplePos="0" relativeHeight="251663360" behindDoc="0" locked="0" layoutInCell="1" allowOverlap="1">
@@ -1489,20 +1486,20 @@
                           <w:p>
                             <w:pPr>
                               <w:rPr>
-                                <w:rFonts w:ascii="Times New Roman" w:hAnsi="Times New Roman"/>
-                                <w:b/>
-                                <w:sz w:val="22"/>
-                                <w:szCs w:val="22"/>
-                              </w:rPr>
-                            </w:pPr>
-                            <w:r>
-                              <w:rPr>
-                                <w:rFonts w:ascii="Times New Roman" w:hAnsi="Times New Roman"/>
-                                <w:b/>
-                                <w:sz w:val="22"/>
-                                <w:szCs w:val="22"/>
-                              </w:rPr>
-                              <w:t>TO WHOM IT MAY CONCERN :</w:t>
+                                <w:rFonts w:ascii="Arial" w:hAnsi="Arial" w:cs="Arial"/>
+                                <w:b/>
+                                <w:sz w:val="24"/>
+                                <w:szCs w:val="24"/>
+                              </w:rPr>
+                            </w:pPr>
+                            <w:r>
+                              <w:rPr>
+                                <w:rFonts w:ascii="Arial" w:hAnsi="Arial" w:cs="Arial"/>
+                                <w:b/>
+                                <w:sz w:val="24"/>
+                                <w:szCs w:val="24"/>
+                              </w:rPr>
+                              <w:t>TO WHOM IT MAY CONCERN:</w:t>
                             </w:r>
                           </w:p>
                           <w:p>
@@ -1524,461 +1521,393 @@
                           </w:p>
                           <w:p>
                             <w:pPr>
-                              <w:rPr>
-                                <w:rFonts w:ascii="Times New Roman" w:hAnsi="Times New Roman"/>
-                                <w:sz w:val="22"/>
-                                <w:szCs w:val="22"/>
-                              </w:rPr>
-                            </w:pPr>
-                            <w:r>
-                              <w:rPr>
-                                <w:rFonts w:ascii="Times New Roman" w:hAnsi="Times New Roman"/>
-                                <w:sz w:val="22"/>
-                                <w:szCs w:val="22"/>
-                              </w:rPr>
-                              <w:t xml:space="preserve">                  THIS IS TO CERTIFY THAT</w:t>
-                            </w:r>
-                            <w:r>
-                              <w:rPr>
-                                <w:rFonts w:hint="default" w:ascii="Times New Roman" w:hAnsi="Times New Roman"/>
-                                <w:sz w:val="22"/>
-                                <w:szCs w:val="22"/>
-                                <w:lang w:val="en-US"/>
+                              <w:ind w:firstLine="720"/>
+                              <w:rPr>
+                                <w:rFonts w:ascii="Arial" w:hAnsi="Arial" w:cs="Arial"/>
+                                <w:sz w:val="24"/>
+                                <w:szCs w:val="24"/>
+                              </w:rPr>
+                            </w:pPr>
+                            <w:r>
+                              <w:rPr>
+                                <w:rFonts w:ascii="Arial" w:hAnsi="Arial" w:cs="Arial"/>
+                                <w:sz w:val="24"/>
+                                <w:szCs w:val="24"/>
+                              </w:rPr>
+                              <w:t xml:space="preserve">This is to certify that  </w:t>
+                            </w:r>
+                            <w:r>
+                              <w:rPr>
+                                <w:rFonts w:ascii="Arial" w:hAnsi="Arial" w:cs="Arial"/>
+                                <w:b/>
+                                <w:bCs/>
+                                <w:sz w:val="24"/>
+                                <w:szCs w:val="24"/>
+                              </w:rPr>
+                              <w:t>${f</w:t>
+                            </w:r>
+                            <w:r>
+                              <w:rPr>
+                                <w:rFonts w:ascii="Arial" w:hAnsi="Arial" w:cs="Arial"/>
+                                <w:b/>
+                                <w:bCs/>
+                                <w:sz w:val="24"/>
+                                <w:szCs w:val="24"/>
+                                <w:lang w:val="en-PH"/>
+                              </w:rPr>
+                              <w:t>irst_name</w:t>
+                            </w:r>
+                            <w:r>
+                              <w:rPr>
+                                <w:rFonts w:ascii="Arial" w:hAnsi="Arial" w:cs="Arial"/>
+                                <w:b/>
+                                <w:bCs/>
+                                <w:sz w:val="24"/>
+                                <w:szCs w:val="24"/>
+                              </w:rPr>
+                              <w:t>}</w:t>
+                            </w:r>
+                            <w:r>
+                              <w:rPr>
+                                <w:rFonts w:ascii="Arial" w:hAnsi="Arial" w:cs="Arial"/>
+                                <w:b/>
+                                <w:bCs/>
+                                <w:sz w:val="24"/>
+                                <w:szCs w:val="24"/>
+                                <w:lang w:val="en-PH"/>
                               </w:rPr>
                               <w:t xml:space="preserve"> </w:t>
                             </w:r>
                             <w:r>
                               <w:rPr>
-                                <w:rFonts w:hint="default" w:ascii="Times New Roman" w:hAnsi="Times New Roman"/>
+                                <w:rFonts w:ascii="Arial" w:hAnsi="Arial" w:cs="Arial"/>
                                 <w:b/>
                                 <w:bCs/>
-                                <w:sz w:val="22"/>
-                                <w:szCs w:val="22"/>
-                                <w:lang w:val="en-US"/>
+                                <w:sz w:val="24"/>
+                                <w:szCs w:val="24"/>
+                              </w:rPr>
+                              <w:t>${</w:t>
+                            </w:r>
+                            <w:r>
+                              <w:rPr>
+                                <w:rFonts w:ascii="Arial" w:hAnsi="Arial" w:cs="Arial"/>
+                                <w:b/>
+                                <w:bCs/>
+                                <w:sz w:val="24"/>
+                                <w:szCs w:val="24"/>
+                                <w:lang w:val="en-PH"/>
+                              </w:rPr>
+                              <w:t>middle_name</w:t>
+                            </w:r>
+                            <w:r>
+                              <w:rPr>
+                                <w:rFonts w:ascii="Arial" w:hAnsi="Arial" w:cs="Arial"/>
+                                <w:b/>
+                                <w:bCs/>
+                                <w:sz w:val="24"/>
+                                <w:szCs w:val="24"/>
+                              </w:rPr>
+                              <w:t>}</w:t>
+                            </w:r>
+                            <w:r>
+                              <w:rPr>
+                                <w:rFonts w:ascii="Arial" w:hAnsi="Arial" w:cs="Arial"/>
+                                <w:sz w:val="24"/>
+                                <w:szCs w:val="24"/>
+                                <w:lang w:val="en-PH"/>
+                              </w:rPr>
+                              <w:t xml:space="preserve"> </w:t>
+                            </w:r>
+                            <w:r>
+                              <w:rPr>
+                                <w:rFonts w:ascii="Arial" w:hAnsi="Arial" w:cs="Arial"/>
+                                <w:b/>
+                                <w:bCs/>
+                                <w:sz w:val="24"/>
+                                <w:szCs w:val="24"/>
+                              </w:rPr>
+                              <w:t>${</w:t>
+                            </w:r>
+                            <w:r>
+                              <w:rPr>
+                                <w:rFonts w:ascii="Arial" w:hAnsi="Arial" w:cs="Arial"/>
+                                <w:b/>
+                                <w:bCs/>
+                                <w:sz w:val="24"/>
+                                <w:szCs w:val="24"/>
+                                <w:lang w:val="en-PH"/>
+                              </w:rPr>
+                              <w:t>last_name</w:t>
+                            </w:r>
+                            <w:r>
+                              <w:rPr>
+                                <w:rFonts w:ascii="Arial" w:hAnsi="Arial" w:cs="Arial"/>
+                                <w:b/>
+                                <w:bCs/>
+                                <w:sz w:val="24"/>
+                                <w:szCs w:val="24"/>
+                              </w:rPr>
+                              <w:t>}</w:t>
+                            </w:r>
+                            <w:r>
+                              <w:rPr>
+                                <w:rFonts w:ascii="Arial" w:hAnsi="Arial" w:cs="Arial"/>
+                                <w:sz w:val="24"/>
+                                <w:szCs w:val="24"/>
+                              </w:rPr>
+                              <w:t>, of legal age, Filipino Citizen, whose signature appears below, is a permanent resident of Barangay Balas, Mexico, Pampanga.</w:t>
+                            </w:r>
+                          </w:p>
+                          <w:p>
+                            <w:pPr>
+                              <w:rPr>
+                                <w:rFonts w:ascii="Arial" w:hAnsi="Arial" w:cs="Arial"/>
+                                <w:sz w:val="24"/>
+                                <w:szCs w:val="24"/>
+                              </w:rPr>
+                            </w:pPr>
+                          </w:p>
+                          <w:p>
+                            <w:pPr>
+                              <w:ind w:firstLine="720"/>
+                              <w:rPr>
+                                <w:rFonts w:ascii="Arial" w:hAnsi="Arial" w:cs="Arial"/>
+                                <w:sz w:val="24"/>
+                                <w:szCs w:val="24"/>
+                              </w:rPr>
+                            </w:pPr>
+                            <w:r>
+                              <w:rPr>
+                                <w:rFonts w:ascii="Arial" w:hAnsi="Arial" w:cs="Arial"/>
+                                <w:sz w:val="24"/>
+                                <w:szCs w:val="24"/>
+                              </w:rPr>
+                              <w:t>This certification is being issued upon the request of</w:t>
+                            </w:r>
+                            <w:r>
+                              <w:rPr>
+                                <w:rFonts w:ascii="Arial" w:hAnsi="Arial" w:cs="Arial"/>
+                                <w:b/>
+                                <w:bCs/>
+                                <w:sz w:val="24"/>
+                                <w:szCs w:val="24"/>
+                                <w:lang w:val="en-PH"/>
+                              </w:rPr>
+                              <w:t xml:space="preserve"> </w:t>
+                            </w:r>
+                            <w:r>
+                              <w:rPr>
+                                <w:rFonts w:ascii="Arial" w:hAnsi="Arial" w:cs="Arial"/>
+                                <w:b/>
+                                <w:bCs/>
+                                <w:sz w:val="24"/>
+                                <w:szCs w:val="24"/>
                               </w:rPr>
                               <w:t>${f</w:t>
                             </w:r>
                             <w:r>
                               <w:rPr>
-                                <w:rFonts w:hint="default" w:ascii="Times New Roman" w:hAnsi="Times New Roman"/>
+                                <w:rFonts w:ascii="Arial" w:hAnsi="Arial" w:cs="Arial"/>
                                 <w:b/>
                                 <w:bCs/>
-                                <w:sz w:val="22"/>
-                                <w:szCs w:val="22"/>
+                                <w:sz w:val="24"/>
+                                <w:szCs w:val="24"/>
                                 <w:lang w:val="en-PH"/>
                               </w:rPr>
                               <w:t>irst_name</w:t>
                             </w:r>
                             <w:r>
                               <w:rPr>
-                                <w:rFonts w:hint="default" w:ascii="Times New Roman" w:hAnsi="Times New Roman"/>
+                                <w:rFonts w:ascii="Arial" w:hAnsi="Arial" w:cs="Arial"/>
                                 <w:b/>
                                 <w:bCs/>
-                                <w:sz w:val="22"/>
-                                <w:szCs w:val="22"/>
-                                <w:lang w:val="en-US"/>
+                                <w:sz w:val="24"/>
+                                <w:szCs w:val="24"/>
                               </w:rPr>
                               <w:t>}</w:t>
                             </w:r>
                             <w:r>
                               <w:rPr>
-                                <w:rFonts w:hint="default" w:ascii="Times New Roman" w:hAnsi="Times New Roman"/>
+                                <w:rFonts w:ascii="Arial" w:hAnsi="Arial" w:cs="Arial"/>
                                 <w:b/>
                                 <w:bCs/>
-                                <w:sz w:val="22"/>
-                                <w:szCs w:val="22"/>
+                                <w:sz w:val="24"/>
+                                <w:szCs w:val="24"/>
                                 <w:lang w:val="en-PH"/>
                               </w:rPr>
                               <w:t xml:space="preserve"> </w:t>
                             </w:r>
                             <w:r>
                               <w:rPr>
-                                <w:rFonts w:hint="default" w:ascii="Times New Roman" w:hAnsi="Times New Roman"/>
+                                <w:rFonts w:ascii="Arial" w:hAnsi="Arial" w:cs="Arial"/>
                                 <w:b/>
                                 <w:bCs/>
-                                <w:sz w:val="22"/>
-                                <w:szCs w:val="22"/>
-                                <w:lang w:val="en-US"/>
+                                <w:sz w:val="24"/>
+                                <w:szCs w:val="24"/>
                               </w:rPr>
                               <w:t>${</w:t>
                             </w:r>
                             <w:r>
                               <w:rPr>
-                                <w:rFonts w:hint="default" w:ascii="Times New Roman" w:hAnsi="Times New Roman"/>
+                                <w:rFonts w:ascii="Arial" w:hAnsi="Arial" w:cs="Arial"/>
                                 <w:b/>
                                 <w:bCs/>
-                                <w:sz w:val="22"/>
-                                <w:szCs w:val="22"/>
+                                <w:sz w:val="24"/>
+                                <w:szCs w:val="24"/>
                                 <w:lang w:val="en-PH"/>
                               </w:rPr>
                               <w:t>middle_name</w:t>
                             </w:r>
                             <w:r>
                               <w:rPr>
-                                <w:rFonts w:hint="default" w:ascii="Times New Roman" w:hAnsi="Times New Roman"/>
+                                <w:rFonts w:ascii="Arial" w:hAnsi="Arial" w:cs="Arial"/>
                                 <w:b/>
                                 <w:bCs/>
-                                <w:sz w:val="22"/>
-                                <w:szCs w:val="22"/>
-                                <w:lang w:val="en-US"/>
+                                <w:sz w:val="24"/>
+                                <w:szCs w:val="24"/>
                               </w:rPr>
                               <w:t>}</w:t>
                             </w:r>
                             <w:r>
                               <w:rPr>
-                                <w:rFonts w:hint="default" w:ascii="Times New Roman" w:hAnsi="Times New Roman"/>
-                                <w:sz w:val="22"/>
-                                <w:szCs w:val="22"/>
+                                <w:rFonts w:ascii="Arial" w:hAnsi="Arial" w:cs="Arial"/>
+                                <w:b/>
+                                <w:bCs/>
+                                <w:sz w:val="24"/>
+                                <w:szCs w:val="24"/>
                                 <w:lang w:val="en-PH"/>
                               </w:rPr>
                               <w:t xml:space="preserve"> </w:t>
                             </w:r>
                             <w:r>
                               <w:rPr>
-                                <w:rFonts w:hint="default" w:ascii="Times New Roman" w:hAnsi="Times New Roman"/>
+                                <w:rFonts w:ascii="Arial" w:hAnsi="Arial" w:cs="Arial"/>
                                 <w:b/>
                                 <w:bCs/>
-                                <w:sz w:val="22"/>
-                                <w:szCs w:val="22"/>
-                                <w:lang w:val="en-US"/>
+                                <w:sz w:val="24"/>
+                                <w:szCs w:val="24"/>
                               </w:rPr>
                               <w:t>${</w:t>
                             </w:r>
                             <w:r>
                               <w:rPr>
-                                <w:rFonts w:hint="default" w:ascii="Times New Roman" w:hAnsi="Times New Roman"/>
+                                <w:rFonts w:ascii="Arial" w:hAnsi="Arial" w:cs="Arial"/>
                                 <w:b/>
                                 <w:bCs/>
-                                <w:sz w:val="22"/>
-                                <w:szCs w:val="22"/>
+                                <w:sz w:val="24"/>
+                                <w:szCs w:val="24"/>
                                 <w:lang w:val="en-PH"/>
                               </w:rPr>
                               <w:t>last_name</w:t>
                             </w:r>
                             <w:r>
                               <w:rPr>
-                                <w:rFonts w:hint="default" w:ascii="Times New Roman" w:hAnsi="Times New Roman"/>
+                                <w:rFonts w:ascii="Arial" w:hAnsi="Arial" w:cs="Arial"/>
                                 <w:b/>
                                 <w:bCs/>
-                                <w:sz w:val="22"/>
-                                <w:szCs w:val="22"/>
-                                <w:lang w:val="en-US"/>
+                                <w:sz w:val="24"/>
+                                <w:szCs w:val="24"/>
                               </w:rPr>
                               <w:t>}</w:t>
                             </w:r>
                             <w:r>
                               <w:rPr>
-                                <w:rFonts w:hint="default" w:ascii="Times New Roman" w:hAnsi="Times New Roman"/>
-                                <w:sz w:val="22"/>
-                                <w:szCs w:val="22"/>
-                                <w:lang w:val="en-US"/>
+                                <w:rFonts w:ascii="Arial" w:hAnsi="Arial" w:cs="Arial"/>
+                                <w:sz w:val="24"/>
+                                <w:szCs w:val="24"/>
+                                <w:lang w:val="en-PH"/>
+                              </w:rPr>
+                              <w:t xml:space="preserve"> </w:t>
+                            </w:r>
+                            <w:r>
+                              <w:rPr>
+                                <w:rFonts w:ascii="Arial" w:hAnsi="Arial" w:cs="Arial"/>
+                                <w:sz w:val="24"/>
+                                <w:szCs w:val="24"/>
+                              </w:rPr>
+                              <w:t>for whatever legal purpose it may</w:t>
+                            </w:r>
+                            <w:r>
+                              <w:rPr>
+                                <w:rFonts w:ascii="Arial" w:hAnsi="Arial" w:cs="Arial"/>
+                                <w:sz w:val="24"/>
+                                <w:szCs w:val="24"/>
+                                <w:lang w:val="en-PH"/>
+                              </w:rPr>
+                              <w:t xml:space="preserve"> </w:t>
+                            </w:r>
+                            <w:r>
+                              <w:rPr>
+                                <w:rFonts w:ascii="Arial" w:hAnsi="Arial" w:cs="Arial"/>
+                                <w:sz w:val="24"/>
+                                <w:szCs w:val="24"/>
+                              </w:rPr>
+                              <w:t>serve.</w:t>
+                            </w:r>
+                          </w:p>
+                          <w:p>
+                            <w:pPr>
+                              <w:rPr>
+                                <w:rFonts w:ascii="Arial" w:hAnsi="Arial" w:cs="Arial"/>
+                                <w:sz w:val="24"/>
+                                <w:szCs w:val="24"/>
+                              </w:rPr>
+                            </w:pPr>
+                          </w:p>
+                          <w:p>
+                            <w:pPr>
+                              <w:ind w:firstLine="720"/>
+                              <w:rPr>
+                                <w:rFonts w:ascii="Arial" w:hAnsi="Arial" w:cs="Arial"/>
+                                <w:sz w:val="24"/>
+                                <w:szCs w:val="24"/>
+                              </w:rPr>
+                            </w:pPr>
+                            <w:r>
+                              <w:rPr>
+                                <w:rFonts w:hint="default" w:ascii="Arial" w:hAnsi="Arial" w:cs="Arial"/>
+                                <w:b/>
+                                <w:bCs/>
+                                <w:sz w:val="24"/>
+                                <w:szCs w:val="24"/>
+                                <w:lang w:val="en-PH"/>
+                              </w:rPr>
+                              <w:t>$</w:t>
+                            </w:r>
+                            <w:r>
+                              <w:rPr>
+                                <w:rFonts w:hint="default" w:ascii="Arial" w:hAnsi="Arial"/>
+                                <w:b/>
+                                <w:bCs/>
+                                <w:sz w:val="24"/>
+                                <w:szCs w:val="24"/>
+                              </w:rPr>
+                              <w:t>{issued_date}</w:t>
+                            </w:r>
+                            <w:r>
+                              <w:rPr>
+                                <w:rFonts w:ascii="Arial" w:hAnsi="Arial" w:cs="Arial"/>
+                                <w:sz w:val="24"/>
+                                <w:szCs w:val="24"/>
+                              </w:rPr>
+                              <w:t>, at Barangay Balas</w:t>
+                            </w:r>
+                            <w:r>
+                              <w:rPr>
+                                <w:rFonts w:ascii="Arial" w:hAnsi="Arial" w:cs="Arial"/>
+                                <w:sz w:val="24"/>
+                                <w:szCs w:val="24"/>
+                                <w:lang w:val="en-PH"/>
                               </w:rPr>
                               <w:t>,</w:t>
                             </w:r>
                             <w:r>
                               <w:rPr>
-                                <w:rFonts w:ascii="Times New Roman" w:hAnsi="Times New Roman"/>
-                                <w:sz w:val="22"/>
-                                <w:szCs w:val="22"/>
-                              </w:rPr>
-                              <w:t xml:space="preserve"> OF LEGAL AGE, FILIPINO CITIZEN, WHOSE SIGNATURE APPEARS BELOW, IS A PERMANENT RESIDENT OF BARANGAY BALAS, MEXICO, PAMPANGA.</w:t>
-                            </w:r>
-                          </w:p>
-                          <w:p>
-                            <w:pPr>
-                              <w:rPr>
-                                <w:rFonts w:ascii="Times New Roman" w:hAnsi="Times New Roman"/>
-                                <w:sz w:val="22"/>
-                                <w:szCs w:val="22"/>
-                              </w:rPr>
-                            </w:pPr>
-                          </w:p>
-                          <w:p>
-                            <w:pPr>
-                              <w:rPr>
-                                <w:rFonts w:ascii="Times New Roman" w:hAnsi="Times New Roman"/>
-                                <w:sz w:val="22"/>
-                                <w:szCs w:val="22"/>
-                              </w:rPr>
-                            </w:pPr>
-                            <w:r>
-                              <w:rPr>
-                                <w:rFonts w:ascii="Times New Roman" w:hAnsi="Times New Roman"/>
-                                <w:sz w:val="22"/>
-                                <w:szCs w:val="22"/>
-                              </w:rPr>
-                              <w:t xml:space="preserve">                 </w:t>
-                            </w:r>
-                            <w:r>
-                              <w:rPr>
-                                <w:rFonts w:hint="default" w:ascii="Times New Roman" w:hAnsi="Times New Roman"/>
-                                <w:sz w:val="22"/>
-                                <w:szCs w:val="22"/>
-                                <w:lang w:val="en-PH"/>
-                              </w:rPr>
-                              <w:t xml:space="preserve"> </w:t>
-                            </w:r>
-                            <w:r>
-                              <w:rPr>
-                                <w:rFonts w:ascii="Times New Roman" w:hAnsi="Times New Roman"/>
-                                <w:sz w:val="22"/>
-                                <w:szCs w:val="22"/>
-                              </w:rPr>
-                              <w:t xml:space="preserve"> THIS CERTIFICATION IS BEING ISSUED UPON THE REQUEST OF</w:t>
-                            </w:r>
-                            <w:r>
-                              <w:rPr>
-                                <w:rFonts w:hint="default" w:ascii="Times New Roman" w:hAnsi="Times New Roman"/>
-                                <w:b/>
-                                <w:bCs/>
-                                <w:sz w:val="22"/>
-                                <w:szCs w:val="22"/>
-                                <w:lang w:val="en-PH"/>
-                              </w:rPr>
-                              <w:t xml:space="preserve"> </w:t>
-                            </w:r>
-                            <w:r>
-                              <w:rPr>
-                                <w:rFonts w:hint="default" w:ascii="Times New Roman" w:hAnsi="Times New Roman"/>
-                                <w:b/>
-                                <w:bCs/>
-                                <w:sz w:val="22"/>
-                                <w:szCs w:val="22"/>
-                                <w:lang w:val="en-US"/>
-                              </w:rPr>
-                              <w:t>${f</w:t>
-                            </w:r>
-                            <w:r>
-                              <w:rPr>
-                                <w:rFonts w:hint="default" w:ascii="Times New Roman" w:hAnsi="Times New Roman"/>
-                                <w:b/>
-                                <w:bCs/>
-                                <w:sz w:val="22"/>
-                                <w:szCs w:val="22"/>
-                                <w:lang w:val="en-PH"/>
-                              </w:rPr>
-                              <w:t>irst_name</w:t>
-                            </w:r>
-                            <w:r>
-                              <w:rPr>
-                                <w:rFonts w:hint="default" w:ascii="Times New Roman" w:hAnsi="Times New Roman"/>
-                                <w:b/>
-                                <w:bCs/>
-                                <w:sz w:val="22"/>
-                                <w:szCs w:val="22"/>
-                                <w:lang w:val="en-US"/>
-                              </w:rPr>
-                              <w:t>}</w:t>
-                            </w:r>
-                            <w:r>
-                              <w:rPr>
-                                <w:rFonts w:hint="default" w:ascii="Times New Roman" w:hAnsi="Times New Roman"/>
-                                <w:b/>
-                                <w:bCs/>
-                                <w:sz w:val="22"/>
-                                <w:szCs w:val="22"/>
-                                <w:lang w:val="en-PH"/>
-                              </w:rPr>
-                              <w:t xml:space="preserve"> </w:t>
-                            </w:r>
-                            <w:r>
-                              <w:rPr>
-                                <w:rFonts w:hint="default" w:ascii="Times New Roman" w:hAnsi="Times New Roman"/>
-                                <w:b/>
-                                <w:bCs/>
-                                <w:sz w:val="22"/>
-                                <w:szCs w:val="22"/>
-                                <w:lang w:val="en-US"/>
-                              </w:rPr>
-                              <w:t>${</w:t>
-                            </w:r>
-                            <w:r>
-                              <w:rPr>
-                                <w:rFonts w:hint="default" w:ascii="Times New Roman" w:hAnsi="Times New Roman"/>
-                                <w:b/>
-                                <w:bCs/>
-                                <w:sz w:val="22"/>
-                                <w:szCs w:val="22"/>
-                                <w:lang w:val="en-PH"/>
-                              </w:rPr>
-                              <w:t>middle_name</w:t>
-                            </w:r>
-                            <w:r>
-                              <w:rPr>
-                                <w:rFonts w:hint="default" w:ascii="Times New Roman" w:hAnsi="Times New Roman"/>
-                                <w:b/>
-                                <w:bCs/>
-                                <w:sz w:val="22"/>
-                                <w:szCs w:val="22"/>
-                                <w:lang w:val="en-US"/>
-                              </w:rPr>
-                              <w:t>}</w:t>
-                            </w:r>
-                            <w:r>
-                              <w:rPr>
-                                <w:rFonts w:hint="default" w:ascii="Times New Roman" w:hAnsi="Times New Roman"/>
-                                <w:b/>
-                                <w:bCs/>
-                                <w:sz w:val="22"/>
-                                <w:szCs w:val="22"/>
-                                <w:lang w:val="en-PH"/>
-                              </w:rPr>
-                              <w:t xml:space="preserve"> </w:t>
-                            </w:r>
-                            <w:r>
-                              <w:rPr>
-                                <w:rFonts w:hint="default" w:ascii="Times New Roman" w:hAnsi="Times New Roman"/>
-                                <w:b/>
-                                <w:bCs/>
-                                <w:sz w:val="22"/>
-                                <w:szCs w:val="22"/>
-                                <w:lang w:val="en-US"/>
-                              </w:rPr>
-                              <w:t>${</w:t>
-                            </w:r>
-                            <w:r>
-                              <w:rPr>
-                                <w:rFonts w:hint="default" w:ascii="Times New Roman" w:hAnsi="Times New Roman"/>
-                                <w:b/>
-                                <w:bCs/>
-                                <w:sz w:val="22"/>
-                                <w:szCs w:val="22"/>
-                                <w:lang w:val="en-PH"/>
-                              </w:rPr>
-                              <w:t>last_name</w:t>
-                            </w:r>
-                            <w:r>
-                              <w:rPr>
-                                <w:rFonts w:hint="default" w:ascii="Times New Roman" w:hAnsi="Times New Roman"/>
-                                <w:b/>
-                                <w:bCs/>
-                                <w:sz w:val="22"/>
-                                <w:szCs w:val="22"/>
-                                <w:lang w:val="en-US"/>
-                              </w:rPr>
-                              <w:t>}</w:t>
-                            </w:r>
-                            <w:r>
-                              <w:rPr>
-                                <w:rFonts w:hint="default" w:ascii="Times New Roman" w:hAnsi="Times New Roman"/>
-                                <w:sz w:val="22"/>
-                                <w:szCs w:val="22"/>
-                                <w:lang w:val="en-PH"/>
-                              </w:rPr>
-                              <w:t xml:space="preserve">  </w:t>
-                            </w:r>
-                            <w:r>
-                              <w:rPr>
-                                <w:rFonts w:ascii="Times New Roman" w:hAnsi="Times New Roman"/>
-                                <w:sz w:val="22"/>
-                                <w:szCs w:val="22"/>
-                              </w:rPr>
-                              <w:t>FOR WHATEVER LEGAL PURPOSE IT M</w:t>
-                            </w:r>
-                            <w:r>
-                              <w:rPr>
-                                <w:rFonts w:hint="default" w:ascii="Times New Roman" w:hAnsi="Times New Roman"/>
-                                <w:sz w:val="22"/>
-                                <w:szCs w:val="22"/>
-                                <w:lang w:val="en-PH"/>
-                              </w:rPr>
-                              <w:t xml:space="preserve">AY </w:t>
-                            </w:r>
-                            <w:r>
-                              <w:rPr>
-                                <w:rFonts w:ascii="Times New Roman" w:hAnsi="Times New Roman"/>
-                                <w:sz w:val="22"/>
-                                <w:szCs w:val="22"/>
-                              </w:rPr>
-                              <w:t>SERVE.</w:t>
-                            </w:r>
-                          </w:p>
-                          <w:p>
-                            <w:pPr>
-                              <w:rPr>
-                                <w:rFonts w:ascii="Times New Roman" w:hAnsi="Times New Roman"/>
-                                <w:sz w:val="22"/>
-                                <w:szCs w:val="22"/>
-                              </w:rPr>
-                            </w:pPr>
-                          </w:p>
-                          <w:p>
-                            <w:pPr>
-                              <w:rPr>
-                                <w:rFonts w:ascii="Times New Roman" w:hAnsi="Times New Roman"/>
-                                <w:sz w:val="22"/>
-                                <w:szCs w:val="22"/>
-                              </w:rPr>
-                            </w:pPr>
-                            <w:r>
-                              <w:rPr>
-                                <w:rFonts w:ascii="Times New Roman" w:hAnsi="Times New Roman"/>
-                                <w:sz w:val="22"/>
-                                <w:szCs w:val="22"/>
-                              </w:rPr>
-                              <w:t xml:space="preserve">      </w:t>
-                            </w:r>
-                            <w:r>
-                              <w:rPr>
-                                <w:rFonts w:hint="default" w:ascii="Times New Roman" w:hAnsi="Times New Roman"/>
-                                <w:sz w:val="22"/>
-                                <w:szCs w:val="22"/>
-                                <w:lang w:val="en-PH"/>
-                              </w:rPr>
-                              <w:t xml:space="preserve">          </w:t>
-                            </w:r>
-                            <w:r>
-                              <w:rPr>
-                                <w:rFonts w:ascii="Times New Roman" w:hAnsi="Times New Roman"/>
-                                <w:sz w:val="22"/>
-                                <w:szCs w:val="22"/>
-                              </w:rPr>
-                              <w:t xml:space="preserve"> ISSUED THIS</w:t>
-                            </w:r>
-                            <w:r>
-                              <w:rPr>
-                                <w:rFonts w:hint="default" w:ascii="Times New Roman" w:hAnsi="Times New Roman"/>
-                                <w:sz w:val="22"/>
-                                <w:szCs w:val="22"/>
-                                <w:lang w:val="en-US"/>
-                              </w:rPr>
-                              <w:t xml:space="preserve"> </w:t>
-                            </w:r>
-                            <w:r>
-                              <w:rPr>
-                                <w:rFonts w:hint="default" w:ascii="Times New Roman" w:hAnsi="Times New Roman"/>
-                                <w:b/>
-                                <w:bCs/>
-                                <w:sz w:val="22"/>
-                                <w:szCs w:val="22"/>
-                                <w:lang w:val="en-US"/>
-                              </w:rPr>
-                              <w:t>${date}</w:t>
-                            </w:r>
-                            <w:r>
-                              <w:rPr>
-                                <w:rFonts w:ascii="Times New Roman" w:hAnsi="Times New Roman"/>
-                                <w:sz w:val="22"/>
-                                <w:szCs w:val="22"/>
-                              </w:rPr>
-                              <w:t>, AT BARANGAY BALA</w:t>
-                            </w:r>
-                            <w:r>
-                              <w:rPr>
-                                <w:rFonts w:hint="default" w:ascii="Times New Roman" w:hAnsi="Times New Roman"/>
-                                <w:sz w:val="22"/>
-                                <w:szCs w:val="22"/>
-                                <w:lang w:val="en-PH"/>
-                              </w:rPr>
-                              <w:t xml:space="preserve">S, </w:t>
-                            </w:r>
-                            <w:r>
-                              <w:rPr>
-                                <w:rFonts w:ascii="Times New Roman" w:hAnsi="Times New Roman"/>
-                                <w:sz w:val="22"/>
-                                <w:szCs w:val="22"/>
-                              </w:rPr>
-                              <w:t xml:space="preserve"> MEXICO, PAMPANGA.</w:t>
+                                <w:rFonts w:ascii="Arial" w:hAnsi="Arial" w:cs="Arial"/>
+                                <w:sz w:val="24"/>
+                                <w:szCs w:val="24"/>
+                              </w:rPr>
+                              <w:t xml:space="preserve"> Mexico, Pampanga.</w:t>
                             </w:r>
                           </w:p>
                           <w:p>
@@ -2070,20 +1999,20 @@
                     <w:p>
                       <w:pPr>
                         <w:rPr>
-                          <w:rFonts w:ascii="Times New Roman" w:hAnsi="Times New Roman"/>
-                          <w:b/>
-                          <w:sz w:val="22"/>
-                          <w:szCs w:val="22"/>
-                        </w:rPr>
-                      </w:pPr>
-                      <w:r>
-                        <w:rPr>
-                          <w:rFonts w:ascii="Times New Roman" w:hAnsi="Times New Roman"/>
-                          <w:b/>
-                          <w:sz w:val="22"/>
-                          <w:szCs w:val="22"/>
-                        </w:rPr>
-                        <w:t>TO WHOM IT MAY CONCERN :</w:t>
+                          <w:rFonts w:ascii="Arial" w:hAnsi="Arial" w:cs="Arial"/>
+                          <w:b/>
+                          <w:sz w:val="24"/>
+                          <w:szCs w:val="24"/>
+                        </w:rPr>
+                      </w:pPr>
+                      <w:r>
+                        <w:rPr>
+                          <w:rFonts w:ascii="Arial" w:hAnsi="Arial" w:cs="Arial"/>
+                          <w:b/>
+                          <w:sz w:val="24"/>
+                          <w:szCs w:val="24"/>
+                        </w:rPr>
+                        <w:t>TO WHOM IT MAY CONCERN:</w:t>
                       </w:r>
                     </w:p>
                     <w:p>
@@ -2105,461 +2034,393 @@
                     </w:p>
                     <w:p>
                       <w:pPr>
-                        <w:rPr>
-                          <w:rFonts w:ascii="Times New Roman" w:hAnsi="Times New Roman"/>
-                          <w:sz w:val="22"/>
-                          <w:szCs w:val="22"/>
-                        </w:rPr>
-                      </w:pPr>
-                      <w:r>
-                        <w:rPr>
-                          <w:rFonts w:ascii="Times New Roman" w:hAnsi="Times New Roman"/>
-                          <w:sz w:val="22"/>
-                          <w:szCs w:val="22"/>
-                        </w:rPr>
-                        <w:t xml:space="preserve">                  THIS IS TO CERTIFY THAT</w:t>
-                      </w:r>
-                      <w:r>
-                        <w:rPr>
-                          <w:rFonts w:hint="default" w:ascii="Times New Roman" w:hAnsi="Times New Roman"/>
-                          <w:sz w:val="22"/>
-                          <w:szCs w:val="22"/>
-                          <w:lang w:val="en-US"/>
+                        <w:ind w:firstLine="720"/>
+                        <w:rPr>
+                          <w:rFonts w:ascii="Arial" w:hAnsi="Arial" w:cs="Arial"/>
+                          <w:sz w:val="24"/>
+                          <w:szCs w:val="24"/>
+                        </w:rPr>
+                      </w:pPr>
+                      <w:r>
+                        <w:rPr>
+                          <w:rFonts w:ascii="Arial" w:hAnsi="Arial" w:cs="Arial"/>
+                          <w:sz w:val="24"/>
+                          <w:szCs w:val="24"/>
+                        </w:rPr>
+                        <w:t xml:space="preserve">This is to certify that  </w:t>
+                      </w:r>
+                      <w:r>
+                        <w:rPr>
+                          <w:rFonts w:ascii="Arial" w:hAnsi="Arial" w:cs="Arial"/>
+                          <w:b/>
+                          <w:bCs/>
+                          <w:sz w:val="24"/>
+                          <w:szCs w:val="24"/>
+                        </w:rPr>
+                        <w:t>${f</w:t>
+                      </w:r>
+                      <w:r>
+                        <w:rPr>
+                          <w:rFonts w:ascii="Arial" w:hAnsi="Arial" w:cs="Arial"/>
+                          <w:b/>
+                          <w:bCs/>
+                          <w:sz w:val="24"/>
+                          <w:szCs w:val="24"/>
+                          <w:lang w:val="en-PH"/>
+                        </w:rPr>
+                        <w:t>irst_name</w:t>
+                      </w:r>
+                      <w:r>
+                        <w:rPr>
+                          <w:rFonts w:ascii="Arial" w:hAnsi="Arial" w:cs="Arial"/>
+                          <w:b/>
+                          <w:bCs/>
+                          <w:sz w:val="24"/>
+                          <w:szCs w:val="24"/>
+                        </w:rPr>
+                        <w:t>}</w:t>
+                      </w:r>
+                      <w:r>
+                        <w:rPr>
+                          <w:rFonts w:ascii="Arial" w:hAnsi="Arial" w:cs="Arial"/>
+                          <w:b/>
+                          <w:bCs/>
+                          <w:sz w:val="24"/>
+                          <w:szCs w:val="24"/>
+                          <w:lang w:val="en-PH"/>
                         </w:rPr>
                         <w:t xml:space="preserve"> </w:t>
                       </w:r>
                       <w:r>
                         <w:rPr>
-                          <w:rFonts w:hint="default" w:ascii="Times New Roman" w:hAnsi="Times New Roman"/>
+                          <w:rFonts w:ascii="Arial" w:hAnsi="Arial" w:cs="Arial"/>
                           <w:b/>
                           <w:bCs/>
-                          <w:sz w:val="22"/>
-                          <w:szCs w:val="22"/>
-                          <w:lang w:val="en-US"/>
+                          <w:sz w:val="24"/>
+                          <w:szCs w:val="24"/>
+                        </w:rPr>
+                        <w:t>${</w:t>
+                      </w:r>
+                      <w:r>
+                        <w:rPr>
+                          <w:rFonts w:ascii="Arial" w:hAnsi="Arial" w:cs="Arial"/>
+                          <w:b/>
+                          <w:bCs/>
+                          <w:sz w:val="24"/>
+                          <w:szCs w:val="24"/>
+                          <w:lang w:val="en-PH"/>
+                        </w:rPr>
+                        <w:t>middle_name</w:t>
+                      </w:r>
+                      <w:r>
+                        <w:rPr>
+                          <w:rFonts w:ascii="Arial" w:hAnsi="Arial" w:cs="Arial"/>
+                          <w:b/>
+                          <w:bCs/>
+                          <w:sz w:val="24"/>
+                          <w:szCs w:val="24"/>
+                        </w:rPr>
+                        <w:t>}</w:t>
+                      </w:r>
+                      <w:r>
+                        <w:rPr>
+                          <w:rFonts w:ascii="Arial" w:hAnsi="Arial" w:cs="Arial"/>
+                          <w:sz w:val="24"/>
+                          <w:szCs w:val="24"/>
+                          <w:lang w:val="en-PH"/>
+                        </w:rPr>
+                        <w:t xml:space="preserve"> </w:t>
+                      </w:r>
+                      <w:r>
+                        <w:rPr>
+                          <w:rFonts w:ascii="Arial" w:hAnsi="Arial" w:cs="Arial"/>
+                          <w:b/>
+                          <w:bCs/>
+                          <w:sz w:val="24"/>
+                          <w:szCs w:val="24"/>
+                        </w:rPr>
+                        <w:t>${</w:t>
+                      </w:r>
+                      <w:r>
+                        <w:rPr>
+                          <w:rFonts w:ascii="Arial" w:hAnsi="Arial" w:cs="Arial"/>
+                          <w:b/>
+                          <w:bCs/>
+                          <w:sz w:val="24"/>
+                          <w:szCs w:val="24"/>
+                          <w:lang w:val="en-PH"/>
+                        </w:rPr>
+                        <w:t>last_name</w:t>
+                      </w:r>
+                      <w:r>
+                        <w:rPr>
+                          <w:rFonts w:ascii="Arial" w:hAnsi="Arial" w:cs="Arial"/>
+                          <w:b/>
+                          <w:bCs/>
+                          <w:sz w:val="24"/>
+                          <w:szCs w:val="24"/>
+                        </w:rPr>
+                        <w:t>}</w:t>
+                      </w:r>
+                      <w:r>
+                        <w:rPr>
+                          <w:rFonts w:ascii="Arial" w:hAnsi="Arial" w:cs="Arial"/>
+                          <w:sz w:val="24"/>
+                          <w:szCs w:val="24"/>
+                        </w:rPr>
+                        <w:t>, of legal age, Filipino Citizen, whose signature appears below, is a permanent resident of Barangay Balas, Mexico, Pampanga.</w:t>
+                      </w:r>
+                    </w:p>
+                    <w:p>
+                      <w:pPr>
+                        <w:rPr>
+                          <w:rFonts w:ascii="Arial" w:hAnsi="Arial" w:cs="Arial"/>
+                          <w:sz w:val="24"/>
+                          <w:szCs w:val="24"/>
+                        </w:rPr>
+                      </w:pPr>
+                    </w:p>
+                    <w:p>
+                      <w:pPr>
+                        <w:ind w:firstLine="720"/>
+                        <w:rPr>
+                          <w:rFonts w:ascii="Arial" w:hAnsi="Arial" w:cs="Arial"/>
+                          <w:sz w:val="24"/>
+                          <w:szCs w:val="24"/>
+                        </w:rPr>
+                      </w:pPr>
+                      <w:r>
+                        <w:rPr>
+                          <w:rFonts w:ascii="Arial" w:hAnsi="Arial" w:cs="Arial"/>
+                          <w:sz w:val="24"/>
+                          <w:szCs w:val="24"/>
+                        </w:rPr>
+                        <w:t>This certification is being issued upon the request of</w:t>
+                      </w:r>
+                      <w:r>
+                        <w:rPr>
+                          <w:rFonts w:ascii="Arial" w:hAnsi="Arial" w:cs="Arial"/>
+                          <w:b/>
+                          <w:bCs/>
+                          <w:sz w:val="24"/>
+                          <w:szCs w:val="24"/>
+                          <w:lang w:val="en-PH"/>
+                        </w:rPr>
+                        <w:t xml:space="preserve"> </w:t>
+                      </w:r>
+                      <w:r>
+                        <w:rPr>
+                          <w:rFonts w:ascii="Arial" w:hAnsi="Arial" w:cs="Arial"/>
+                          <w:b/>
+                          <w:bCs/>
+                          <w:sz w:val="24"/>
+                          <w:szCs w:val="24"/>
                         </w:rPr>
                         <w:t>${f</w:t>
                       </w:r>
                       <w:r>
                         <w:rPr>
-                          <w:rFonts w:hint="default" w:ascii="Times New Roman" w:hAnsi="Times New Roman"/>
+                          <w:rFonts w:ascii="Arial" w:hAnsi="Arial" w:cs="Arial"/>
                           <w:b/>
                           <w:bCs/>
-                          <w:sz w:val="22"/>
-                          <w:szCs w:val="22"/>
+                          <w:sz w:val="24"/>
+                          <w:szCs w:val="24"/>
                           <w:lang w:val="en-PH"/>
                         </w:rPr>
                         <w:t>irst_name</w:t>
                       </w:r>
                       <w:r>
                         <w:rPr>
-                          <w:rFonts w:hint="default" w:ascii="Times New Roman" w:hAnsi="Times New Roman"/>
+                          <w:rFonts w:ascii="Arial" w:hAnsi="Arial" w:cs="Arial"/>
                           <w:b/>
                           <w:bCs/>
-                          <w:sz w:val="22"/>
-                          <w:szCs w:val="22"/>
-                          <w:lang w:val="en-US"/>
+                          <w:sz w:val="24"/>
+                          <w:szCs w:val="24"/>
                         </w:rPr>
                         <w:t>}</w:t>
                       </w:r>
                       <w:r>
                         <w:rPr>
-                          <w:rFonts w:hint="default" w:ascii="Times New Roman" w:hAnsi="Times New Roman"/>
+                          <w:rFonts w:ascii="Arial" w:hAnsi="Arial" w:cs="Arial"/>
                           <w:b/>
                           <w:bCs/>
-                          <w:sz w:val="22"/>
-                          <w:szCs w:val="22"/>
+                          <w:sz w:val="24"/>
+                          <w:szCs w:val="24"/>
                           <w:lang w:val="en-PH"/>
                         </w:rPr>
                         <w:t xml:space="preserve"> </w:t>
                       </w:r>
                       <w:r>
                         <w:rPr>
-                          <w:rFonts w:hint="default" w:ascii="Times New Roman" w:hAnsi="Times New Roman"/>
+                          <w:rFonts w:ascii="Arial" w:hAnsi="Arial" w:cs="Arial"/>
                           <w:b/>
                           <w:bCs/>
-                          <w:sz w:val="22"/>
-                          <w:szCs w:val="22"/>
-                          <w:lang w:val="en-US"/>
+                          <w:sz w:val="24"/>
+                          <w:szCs w:val="24"/>
                         </w:rPr>
                         <w:t>${</w:t>
                       </w:r>
                       <w:r>
                         <w:rPr>
-                          <w:rFonts w:hint="default" w:ascii="Times New Roman" w:hAnsi="Times New Roman"/>
+                          <w:rFonts w:ascii="Arial" w:hAnsi="Arial" w:cs="Arial"/>
                           <w:b/>
                           <w:bCs/>
-                          <w:sz w:val="22"/>
-                          <w:szCs w:val="22"/>
+                          <w:sz w:val="24"/>
+                          <w:szCs w:val="24"/>
                           <w:lang w:val="en-PH"/>
                         </w:rPr>
                         <w:t>middle_name</w:t>
                       </w:r>
                       <w:r>
                         <w:rPr>
-                          <w:rFonts w:hint="default" w:ascii="Times New Roman" w:hAnsi="Times New Roman"/>
+                          <w:rFonts w:ascii="Arial" w:hAnsi="Arial" w:cs="Arial"/>
                           <w:b/>
                           <w:bCs/>
-                          <w:sz w:val="22"/>
-                          <w:szCs w:val="22"/>
-                          <w:lang w:val="en-US"/>
+                          <w:sz w:val="24"/>
+                          <w:szCs w:val="24"/>
                         </w:rPr>
                         <w:t>}</w:t>
                       </w:r>
                       <w:r>
                         <w:rPr>
-                          <w:rFonts w:hint="default" w:ascii="Times New Roman" w:hAnsi="Times New Roman"/>
-                          <w:sz w:val="22"/>
-                          <w:szCs w:val="22"/>
+                          <w:rFonts w:ascii="Arial" w:hAnsi="Arial" w:cs="Arial"/>
+                          <w:b/>
+                          <w:bCs/>
+                          <w:sz w:val="24"/>
+                          <w:szCs w:val="24"/>
                           <w:lang w:val="en-PH"/>
                         </w:rPr>
                         <w:t xml:space="preserve"> </w:t>
                       </w:r>
                       <w:r>
                         <w:rPr>
-                          <w:rFonts w:hint="default" w:ascii="Times New Roman" w:hAnsi="Times New Roman"/>
+                          <w:rFonts w:ascii="Arial" w:hAnsi="Arial" w:cs="Arial"/>
                           <w:b/>
                           <w:bCs/>
-                          <w:sz w:val="22"/>
-                          <w:szCs w:val="22"/>
-                          <w:lang w:val="en-US"/>
+                          <w:sz w:val="24"/>
+                          <w:szCs w:val="24"/>
                         </w:rPr>
                         <w:t>${</w:t>
                       </w:r>
                       <w:r>
                         <w:rPr>
-                          <w:rFonts w:hint="default" w:ascii="Times New Roman" w:hAnsi="Times New Roman"/>
+                          <w:rFonts w:ascii="Arial" w:hAnsi="Arial" w:cs="Arial"/>
                           <w:b/>
                           <w:bCs/>
-                          <w:sz w:val="22"/>
-                          <w:szCs w:val="22"/>
+                          <w:sz w:val="24"/>
+                          <w:szCs w:val="24"/>
                           <w:lang w:val="en-PH"/>
                         </w:rPr>
                         <w:t>last_name</w:t>
                       </w:r>
                       <w:r>
                         <w:rPr>
-                          <w:rFonts w:hint="default" w:ascii="Times New Roman" w:hAnsi="Times New Roman"/>
+                          <w:rFonts w:ascii="Arial" w:hAnsi="Arial" w:cs="Arial"/>
                           <w:b/>
                           <w:bCs/>
-                          <w:sz w:val="22"/>
-                          <w:szCs w:val="22"/>
-                          <w:lang w:val="en-US"/>
+                          <w:sz w:val="24"/>
+                          <w:szCs w:val="24"/>
                         </w:rPr>
                         <w:t>}</w:t>
                       </w:r>
                       <w:r>
                         <w:rPr>
-                          <w:rFonts w:hint="default" w:ascii="Times New Roman" w:hAnsi="Times New Roman"/>
-                          <w:sz w:val="22"/>
-                          <w:szCs w:val="22"/>
-                          <w:lang w:val="en-US"/>
+                          <w:rFonts w:ascii="Arial" w:hAnsi="Arial" w:cs="Arial"/>
+                          <w:sz w:val="24"/>
+                          <w:szCs w:val="24"/>
+                          <w:lang w:val="en-PH"/>
+                        </w:rPr>
+                        <w:t xml:space="preserve"> </w:t>
+                      </w:r>
+                      <w:r>
+                        <w:rPr>
+                          <w:rFonts w:ascii="Arial" w:hAnsi="Arial" w:cs="Arial"/>
+                          <w:sz w:val="24"/>
+                          <w:szCs w:val="24"/>
+                        </w:rPr>
+                        <w:t>for whatever legal purpose it may</w:t>
+                      </w:r>
+                      <w:r>
+                        <w:rPr>
+                          <w:rFonts w:ascii="Arial" w:hAnsi="Arial" w:cs="Arial"/>
+                          <w:sz w:val="24"/>
+                          <w:szCs w:val="24"/>
+                          <w:lang w:val="en-PH"/>
+                        </w:rPr>
+                        <w:t xml:space="preserve"> </w:t>
+                      </w:r>
+                      <w:r>
+                        <w:rPr>
+                          <w:rFonts w:ascii="Arial" w:hAnsi="Arial" w:cs="Arial"/>
+                          <w:sz w:val="24"/>
+                          <w:szCs w:val="24"/>
+                        </w:rPr>
+                        <w:t>serve.</w:t>
+                      </w:r>
+                    </w:p>
+                    <w:p>
+                      <w:pPr>
+                        <w:rPr>
+                          <w:rFonts w:ascii="Arial" w:hAnsi="Arial" w:cs="Arial"/>
+                          <w:sz w:val="24"/>
+                          <w:szCs w:val="24"/>
+                        </w:rPr>
+                      </w:pPr>
+                    </w:p>
+                    <w:p>
+                      <w:pPr>
+                        <w:ind w:firstLine="720"/>
+                        <w:rPr>
+                          <w:rFonts w:ascii="Arial" w:hAnsi="Arial" w:cs="Arial"/>
+                          <w:sz w:val="24"/>
+                          <w:szCs w:val="24"/>
+                        </w:rPr>
+                      </w:pPr>
+                      <w:r>
+                        <w:rPr>
+                          <w:rFonts w:hint="default" w:ascii="Arial" w:hAnsi="Arial" w:cs="Arial"/>
+                          <w:b/>
+                          <w:bCs/>
+                          <w:sz w:val="24"/>
+                          <w:szCs w:val="24"/>
+                          <w:lang w:val="en-PH"/>
+                        </w:rPr>
+                        <w:t>$</w:t>
+                      </w:r>
+                      <w:r>
+                        <w:rPr>
+                          <w:rFonts w:hint="default" w:ascii="Arial" w:hAnsi="Arial"/>
+                          <w:b/>
+                          <w:bCs/>
+                          <w:sz w:val="24"/>
+                          <w:szCs w:val="24"/>
+                        </w:rPr>
+                        <w:t>{issued_date}</w:t>
+                      </w:r>
+                      <w:r>
+                        <w:rPr>
+                          <w:rFonts w:ascii="Arial" w:hAnsi="Arial" w:cs="Arial"/>
+                          <w:sz w:val="24"/>
+                          <w:szCs w:val="24"/>
+                        </w:rPr>
+                        <w:t>, at Barangay Balas</w:t>
+                      </w:r>
+                      <w:r>
+                        <w:rPr>
+                          <w:rFonts w:ascii="Arial" w:hAnsi="Arial" w:cs="Arial"/>
+                          <w:sz w:val="24"/>
+                          <w:szCs w:val="24"/>
+                          <w:lang w:val="en-PH"/>
                         </w:rPr>
                         <w:t>,</w:t>
                       </w:r>
                       <w:r>
                         <w:rPr>
-                          <w:rFonts w:ascii="Times New Roman" w:hAnsi="Times New Roman"/>
-                          <w:sz w:val="22"/>
-                          <w:szCs w:val="22"/>
-                        </w:rPr>
-                        <w:t xml:space="preserve"> OF LEGAL AGE, FILIPINO CITIZEN, WHOSE SIGNATURE APPEARS BELOW, IS A PERMANENT RESIDENT OF BARANGAY BALAS, MEXICO, PAMPANGA.</w:t>
-                      </w:r>
-                    </w:p>
-                    <w:p>
-                      <w:pPr>
-                        <w:rPr>
-                          <w:rFonts w:ascii="Times New Roman" w:hAnsi="Times New Roman"/>
-                          <w:sz w:val="22"/>
-                          <w:szCs w:val="22"/>
-                        </w:rPr>
-                      </w:pPr>
-                    </w:p>
-                    <w:p>
-                      <w:pPr>
-                        <w:rPr>
-                          <w:rFonts w:ascii="Times New Roman" w:hAnsi="Times New Roman"/>
-                          <w:sz w:val="22"/>
-                          <w:szCs w:val="22"/>
-                        </w:rPr>
-                      </w:pPr>
-                      <w:r>
-                        <w:rPr>
-                          <w:rFonts w:ascii="Times New Roman" w:hAnsi="Times New Roman"/>
-                          <w:sz w:val="22"/>
-                          <w:szCs w:val="22"/>
-                        </w:rPr>
-                        <w:t xml:space="preserve">                 </w:t>
-                      </w:r>
-                      <w:r>
-                        <w:rPr>
-                          <w:rFonts w:hint="default" w:ascii="Times New Roman" w:hAnsi="Times New Roman"/>
-                          <w:sz w:val="22"/>
-                          <w:szCs w:val="22"/>
-                          <w:lang w:val="en-PH"/>
-                        </w:rPr>
-                        <w:t xml:space="preserve"> </w:t>
-                      </w:r>
-                      <w:r>
-                        <w:rPr>
-                          <w:rFonts w:ascii="Times New Roman" w:hAnsi="Times New Roman"/>
-                          <w:sz w:val="22"/>
-                          <w:szCs w:val="22"/>
-                        </w:rPr>
-                        <w:t xml:space="preserve"> THIS CERTIFICATION IS BEING ISSUED UPON THE REQUEST OF</w:t>
-                      </w:r>
-                      <w:r>
-                        <w:rPr>
-                          <w:rFonts w:hint="default" w:ascii="Times New Roman" w:hAnsi="Times New Roman"/>
-                          <w:b/>
-                          <w:bCs/>
-                          <w:sz w:val="22"/>
-                          <w:szCs w:val="22"/>
-                          <w:lang w:val="en-PH"/>
-                        </w:rPr>
-                        <w:t xml:space="preserve"> </w:t>
-                      </w:r>
-                      <w:r>
-                        <w:rPr>
-                          <w:rFonts w:hint="default" w:ascii="Times New Roman" w:hAnsi="Times New Roman"/>
-                          <w:b/>
-                          <w:bCs/>
-                          <w:sz w:val="22"/>
-                          <w:szCs w:val="22"/>
-                          <w:lang w:val="en-US"/>
-                        </w:rPr>
-                        <w:t>${f</w:t>
-                      </w:r>
-                      <w:r>
-                        <w:rPr>
-                          <w:rFonts w:hint="default" w:ascii="Times New Roman" w:hAnsi="Times New Roman"/>
-                          <w:b/>
-                          <w:bCs/>
-                          <w:sz w:val="22"/>
-                          <w:szCs w:val="22"/>
-                          <w:lang w:val="en-PH"/>
-                        </w:rPr>
-                        <w:t>irst_name</w:t>
-                      </w:r>
-                      <w:r>
-                        <w:rPr>
-                          <w:rFonts w:hint="default" w:ascii="Times New Roman" w:hAnsi="Times New Roman"/>
-                          <w:b/>
-                          <w:bCs/>
-                          <w:sz w:val="22"/>
-                          <w:szCs w:val="22"/>
-                          <w:lang w:val="en-US"/>
-                        </w:rPr>
-                        <w:t>}</w:t>
-                      </w:r>
-                      <w:r>
-                        <w:rPr>
-                          <w:rFonts w:hint="default" w:ascii="Times New Roman" w:hAnsi="Times New Roman"/>
-                          <w:b/>
-                          <w:bCs/>
-                          <w:sz w:val="22"/>
-                          <w:szCs w:val="22"/>
-                          <w:lang w:val="en-PH"/>
-                        </w:rPr>
-                        <w:t xml:space="preserve"> </w:t>
-                      </w:r>
-                      <w:r>
-                        <w:rPr>
-                          <w:rFonts w:hint="default" w:ascii="Times New Roman" w:hAnsi="Times New Roman"/>
-                          <w:b/>
-                          <w:bCs/>
-                          <w:sz w:val="22"/>
-                          <w:szCs w:val="22"/>
-                          <w:lang w:val="en-US"/>
-                        </w:rPr>
-                        <w:t>${</w:t>
-                      </w:r>
-                      <w:r>
-                        <w:rPr>
-                          <w:rFonts w:hint="default" w:ascii="Times New Roman" w:hAnsi="Times New Roman"/>
-                          <w:b/>
-                          <w:bCs/>
-                          <w:sz w:val="22"/>
-                          <w:szCs w:val="22"/>
-                          <w:lang w:val="en-PH"/>
-                        </w:rPr>
-                        <w:t>middle_name</w:t>
-                      </w:r>
-                      <w:r>
-                        <w:rPr>
-                          <w:rFonts w:hint="default" w:ascii="Times New Roman" w:hAnsi="Times New Roman"/>
-                          <w:b/>
-                          <w:bCs/>
-                          <w:sz w:val="22"/>
-                          <w:szCs w:val="22"/>
-                          <w:lang w:val="en-US"/>
-                        </w:rPr>
-                        <w:t>}</w:t>
-                      </w:r>
-                      <w:r>
-                        <w:rPr>
-                          <w:rFonts w:hint="default" w:ascii="Times New Roman" w:hAnsi="Times New Roman"/>
-                          <w:b/>
-                          <w:bCs/>
-                          <w:sz w:val="22"/>
-                          <w:szCs w:val="22"/>
-                          <w:lang w:val="en-PH"/>
-                        </w:rPr>
-                        <w:t xml:space="preserve"> </w:t>
-                      </w:r>
-                      <w:r>
-                        <w:rPr>
-                          <w:rFonts w:hint="default" w:ascii="Times New Roman" w:hAnsi="Times New Roman"/>
-                          <w:b/>
-                          <w:bCs/>
-                          <w:sz w:val="22"/>
-                          <w:szCs w:val="22"/>
-                          <w:lang w:val="en-US"/>
-                        </w:rPr>
-                        <w:t>${</w:t>
-                      </w:r>
-                      <w:r>
-                        <w:rPr>
-                          <w:rFonts w:hint="default" w:ascii="Times New Roman" w:hAnsi="Times New Roman"/>
-                          <w:b/>
-                          <w:bCs/>
-                          <w:sz w:val="22"/>
-                          <w:szCs w:val="22"/>
-                          <w:lang w:val="en-PH"/>
-                        </w:rPr>
-                        <w:t>last_name</w:t>
-                      </w:r>
-                      <w:r>
-                        <w:rPr>
-                          <w:rFonts w:hint="default" w:ascii="Times New Roman" w:hAnsi="Times New Roman"/>
-                          <w:b/>
-                          <w:bCs/>
-                          <w:sz w:val="22"/>
-                          <w:szCs w:val="22"/>
-                          <w:lang w:val="en-US"/>
-                        </w:rPr>
-                        <w:t>}</w:t>
-                      </w:r>
-                      <w:r>
-                        <w:rPr>
-                          <w:rFonts w:hint="default" w:ascii="Times New Roman" w:hAnsi="Times New Roman"/>
-                          <w:sz w:val="22"/>
-                          <w:szCs w:val="22"/>
-                          <w:lang w:val="en-PH"/>
-                        </w:rPr>
-                        <w:t xml:space="preserve">  </w:t>
-                      </w:r>
-                      <w:r>
-                        <w:rPr>
-                          <w:rFonts w:ascii="Times New Roman" w:hAnsi="Times New Roman"/>
-                          <w:sz w:val="22"/>
-                          <w:szCs w:val="22"/>
-                        </w:rPr>
-                        <w:t>FOR WHATEVER LEGAL PURPOSE IT M</w:t>
-                      </w:r>
-                      <w:r>
-                        <w:rPr>
-                          <w:rFonts w:hint="default" w:ascii="Times New Roman" w:hAnsi="Times New Roman"/>
-                          <w:sz w:val="22"/>
-                          <w:szCs w:val="22"/>
-                          <w:lang w:val="en-PH"/>
-                        </w:rPr>
-                        <w:t xml:space="preserve">AY </w:t>
-                      </w:r>
-                      <w:r>
-                        <w:rPr>
-                          <w:rFonts w:ascii="Times New Roman" w:hAnsi="Times New Roman"/>
-                          <w:sz w:val="22"/>
-                          <w:szCs w:val="22"/>
-                        </w:rPr>
-                        <w:t>SERVE.</w:t>
-                      </w:r>
-                    </w:p>
-                    <w:p>
-                      <w:pPr>
-                        <w:rPr>
-                          <w:rFonts w:ascii="Times New Roman" w:hAnsi="Times New Roman"/>
-                          <w:sz w:val="22"/>
-                          <w:szCs w:val="22"/>
-                        </w:rPr>
-                      </w:pPr>
-                    </w:p>
-                    <w:p>
-                      <w:pPr>
-                        <w:rPr>
-                          <w:rFonts w:ascii="Times New Roman" w:hAnsi="Times New Roman"/>
-                          <w:sz w:val="22"/>
-                          <w:szCs w:val="22"/>
-                        </w:rPr>
-                      </w:pPr>
-                      <w:r>
-                        <w:rPr>
-                          <w:rFonts w:ascii="Times New Roman" w:hAnsi="Times New Roman"/>
-                          <w:sz w:val="22"/>
-                          <w:szCs w:val="22"/>
-                        </w:rPr>
-                        <w:t xml:space="preserve">      </w:t>
-                      </w:r>
-                      <w:r>
-                        <w:rPr>
-                          <w:rFonts w:hint="default" w:ascii="Times New Roman" w:hAnsi="Times New Roman"/>
-                          <w:sz w:val="22"/>
-                          <w:szCs w:val="22"/>
-                          <w:lang w:val="en-PH"/>
-                        </w:rPr>
-                        <w:t xml:space="preserve">          </w:t>
-                      </w:r>
-                      <w:r>
-                        <w:rPr>
-                          <w:rFonts w:ascii="Times New Roman" w:hAnsi="Times New Roman"/>
-                          <w:sz w:val="22"/>
-                          <w:szCs w:val="22"/>
-                        </w:rPr>
-                        <w:t xml:space="preserve"> ISSUED THIS</w:t>
-                      </w:r>
-                      <w:r>
-                        <w:rPr>
-                          <w:rFonts w:hint="default" w:ascii="Times New Roman" w:hAnsi="Times New Roman"/>
-                          <w:sz w:val="22"/>
-                          <w:szCs w:val="22"/>
-                          <w:lang w:val="en-US"/>
-                        </w:rPr>
-                        <w:t xml:space="preserve"> </w:t>
-                      </w:r>
-                      <w:r>
-                        <w:rPr>
-                          <w:rFonts w:hint="default" w:ascii="Times New Roman" w:hAnsi="Times New Roman"/>
-                          <w:b/>
-                          <w:bCs/>
-                          <w:sz w:val="22"/>
-                          <w:szCs w:val="22"/>
-                          <w:lang w:val="en-US"/>
-                        </w:rPr>
-                        <w:t>${date}</w:t>
-                      </w:r>
-                      <w:r>
-                        <w:rPr>
-                          <w:rFonts w:ascii="Times New Roman" w:hAnsi="Times New Roman"/>
-                          <w:sz w:val="22"/>
-                          <w:szCs w:val="22"/>
-                        </w:rPr>
-                        <w:t>, AT BARANGAY BALA</w:t>
-                      </w:r>
-                      <w:r>
-                        <w:rPr>
-                          <w:rFonts w:hint="default" w:ascii="Times New Roman" w:hAnsi="Times New Roman"/>
-                          <w:sz w:val="22"/>
-                          <w:szCs w:val="22"/>
-                          <w:lang w:val="en-PH"/>
-                        </w:rPr>
-                        <w:t xml:space="preserve">S, </w:t>
-                      </w:r>
-                      <w:r>
-                        <w:rPr>
-                          <w:rFonts w:ascii="Times New Roman" w:hAnsi="Times New Roman"/>
-                          <w:sz w:val="22"/>
-                          <w:szCs w:val="22"/>
-                        </w:rPr>
-                        <w:t xml:space="preserve"> MEXICO, PAMPANGA.</w:t>
+                          <w:rFonts w:ascii="Arial" w:hAnsi="Arial" w:cs="Arial"/>
+                          <w:sz w:val="24"/>
+                          <w:szCs w:val="24"/>
+                        </w:rPr>
+                        <w:t xml:space="preserve"> Mexico, Pampanga.</w:t>
                       </w:r>
                     </w:p>
                     <w:p>
@@ -2670,9 +2531,6 @@
         </w:tabs>
       </w:pPr>
       <w:r>
-        <w:rPr>
-          <w:sz w:val="20"/>
-        </w:rPr>
         <mc:AlternateContent>
           <mc:Choice Requires="wps">
             <w:drawing>
@@ -2832,9 +2690,6 @@
         </mc:AlternateContent>
       </w:r>
       <w:r>
-        <w:rPr>
-          <w:sz w:val="20"/>
-        </w:rPr>
         <mc:AlternateContent>
           <mc:Choice Requires="wps">
             <w:drawing>
@@ -2891,13 +2746,11 @@
                               <w:ind w:firstLine="100" w:firstLineChars="50"/>
                               <w:jc w:val="both"/>
                               <w:rPr>
-                                <w:rFonts w:hint="default"/>
                                 <w:lang w:val="en-PH"/>
                               </w:rPr>
                             </w:pPr>
                             <w:r>
                               <w:rPr>
-                                <w:rFonts w:hint="default"/>
                                 <w:lang w:val="en-PH"/>
                               </w:rPr>
                               <w:t>${qr_code}</w:t>
@@ -2928,13 +2781,11 @@
                         <w:ind w:firstLine="100" w:firstLineChars="50"/>
                         <w:jc w:val="both"/>
                         <w:rPr>
-                          <w:rFonts w:hint="default"/>
                           <w:lang w:val="en-PH"/>
                         </w:rPr>
                       </w:pPr>
                       <w:r>
                         <w:rPr>
-                          <w:rFonts w:hint="default"/>
                           <w:lang w:val="en-PH"/>
                         </w:rPr>
                         <w:t>${qr_code}</w:t>
@@ -3413,11 +3264,8 @@
       <w:rFonts w:ascii="Calibri" w:hAnsi="Calibri" w:eastAsia="Times New Roman" w:cs="Times New Roman"/>
       <w:color w:val="000000"/>
       <w:kern w:val="28"/>
-      <w:sz w:val="20"/>
-      <w:szCs w:val="20"/>
       <w:lang w:val="en-US" w:eastAsia="en-US" w:bidi="ar-SA"/>
       <w14:ligatures w14:val="standard"/>
-      <w14:cntxtalts/>
     </w:rPr>
   </w:style>
   <w:style w:type="character" w:default="1" w:styleId="2">
@@ -3507,18 +3355,12 @@
     <w:name w:val="No Spacing"/>
     <w:qFormat/>
     <w:uiPriority w:val="1"/>
-    <w:pPr>
-      <w:spacing w:after="0" w:line="240" w:lineRule="auto"/>
-    </w:pPr>
     <w:rPr>
       <w:rFonts w:ascii="Calibri" w:hAnsi="Calibri" w:eastAsia="Times New Roman" w:cs="Times New Roman"/>
       <w:color w:val="000000"/>
       <w:kern w:val="28"/>
-      <w:sz w:val="20"/>
-      <w:szCs w:val="20"/>
       <w:lang w:val="en-US" w:eastAsia="en-US" w:bidi="ar-SA"/>
       <w14:ligatures w14:val="standard"/>
-      <w14:cntxtalts/>
     </w:rPr>
   </w:style>
   <w:style w:type="character" w:customStyle="1" w:styleId="10">
@@ -3535,7 +3377,6 @@
       <w:sz w:val="18"/>
       <w:szCs w:val="18"/>
       <w14:ligatures w14:val="standard"/>
-      <w14:cntxtalts/>
     </w:rPr>
   </w:style>
 </w:styles>
